--- a/src/writeup/Report.docx
+++ b/src/writeup/Report.docx
@@ -8,7 +8,7 @@
         <w:spacing w:before="100" w:beforeAutospacing="1" w:after="100" w:afterAutospacing="1" w:line="240" w:lineRule="auto"/>
         <w:outlineLvl w:val="0"/>
         <w:rPr>
-          <w:rFonts w:eastAsia="新細明體" w:cs="新細明體"/>
+          <w:rFonts w:eastAsia="PMingLiU" w:cs="PMingLiU"/>
           <w:b/>
           <w:bCs/>
           <w:kern w:val="36"/>
@@ -19,7 +19,7 @@
       </w:pPr>
       <w:r>
         <w:rPr>
-          <w:rFonts w:eastAsia="新細明體" w:cs="新細明體"/>
+          <w:rFonts w:eastAsia="PMingLiU" w:cs="PMingLiU"/>
           <w:b/>
           <w:bCs/>
           <w:kern w:val="36"/>
@@ -36,7 +36,7 @@
         <w:spacing w:before="100" w:beforeAutospacing="1" w:after="100" w:afterAutospacing="1" w:line="240" w:lineRule="auto"/>
         <w:outlineLvl w:val="1"/>
         <w:rPr>
-          <w:rFonts w:eastAsia="新細明體" w:cs="新細明體"/>
+          <w:rFonts w:eastAsia="PMingLiU" w:cs="PMingLiU"/>
           <w:b/>
           <w:bCs/>
           <w:kern w:val="0"/>
@@ -47,7 +47,7 @@
       </w:pPr>
       <w:r>
         <w:rPr>
-          <w:rFonts w:eastAsia="新細明體" w:cs="新細明體"/>
+          <w:rFonts w:eastAsia="PMingLiU" w:cs="PMingLiU"/>
           <w:b/>
           <w:bCs/>
           <w:kern w:val="0"/>
@@ -63,14 +63,14 @@
         <w:widowControl/>
         <w:spacing w:before="100" w:beforeAutospacing="1" w:after="100" w:afterAutospacing="1" w:line="240" w:lineRule="auto"/>
         <w:rPr>
-          <w:rFonts w:eastAsia="新細明體" w:cs="新細明體"/>
-          <w:kern w:val="0"/>
-          <w14:ligatures w14:val="none"/>
-        </w:rPr>
-      </w:pPr>
-      <w:r>
-        <w:rPr>
-          <w:rFonts w:eastAsia="新細明體" w:cs="新細明體"/>
+          <w:rFonts w:eastAsia="PMingLiU" w:cs="PMingLiU"/>
+          <w:kern w:val="0"/>
+          <w14:ligatures w14:val="none"/>
+        </w:rPr>
+      </w:pPr>
+      <w:r>
+        <w:rPr>
+          <w:rFonts w:eastAsia="PMingLiU" w:cs="PMingLiU"/>
           <w:kern w:val="0"/>
           <w14:ligatures w14:val="none"/>
         </w:rPr>
@@ -83,7 +83,7 @@
         <w:spacing w:before="100" w:beforeAutospacing="1" w:after="100" w:afterAutospacing="1" w:line="240" w:lineRule="auto"/>
         <w:outlineLvl w:val="1"/>
         <w:rPr>
-          <w:rFonts w:eastAsia="新細明體" w:cs="新細明體"/>
+          <w:rFonts w:eastAsia="PMingLiU" w:cs="PMingLiU"/>
           <w:b/>
           <w:bCs/>
           <w:kern w:val="0"/>
@@ -94,7 +94,7 @@
       </w:pPr>
       <w:r>
         <w:rPr>
-          <w:rFonts w:eastAsia="新細明體" w:cs="新細明體"/>
+          <w:rFonts w:eastAsia="PMingLiU" w:cs="PMingLiU"/>
           <w:b/>
           <w:bCs/>
           <w:kern w:val="0"/>
@@ -114,14 +114,14 @@
         </w:numPr>
         <w:spacing w:before="100" w:beforeAutospacing="1" w:after="100" w:afterAutospacing="1" w:line="240" w:lineRule="auto"/>
         <w:rPr>
-          <w:rFonts w:eastAsia="新細明體" w:cs="新細明體"/>
-          <w:kern w:val="0"/>
-          <w14:ligatures w14:val="none"/>
-        </w:rPr>
-      </w:pPr>
-      <w:r>
-        <w:rPr>
-          <w:rFonts w:eastAsia="新細明體" w:cs="新細明體"/>
+          <w:rFonts w:eastAsia="PMingLiU" w:cs="PMingLiU"/>
+          <w:kern w:val="0"/>
+          <w14:ligatures w14:val="none"/>
+        </w:rPr>
+      </w:pPr>
+      <w:r>
+        <w:rPr>
+          <w:rFonts w:eastAsia="PMingLiU" w:cs="PMingLiU"/>
           <w:b/>
           <w:bCs/>
           <w:kern w:val="0"/>
@@ -131,7 +131,7 @@
       </w:r>
       <w:r>
         <w:rPr>
-          <w:rFonts w:eastAsia="新細明體" w:cs="新細明體"/>
+          <w:rFonts w:eastAsia="PMingLiU" w:cs="PMingLiU"/>
           <w:kern w:val="0"/>
           <w14:ligatures w14:val="none"/>
         </w:rPr>
@@ -147,14 +147,14 @@
         </w:numPr>
         <w:spacing w:before="100" w:beforeAutospacing="1" w:after="100" w:afterAutospacing="1" w:line="240" w:lineRule="auto"/>
         <w:rPr>
-          <w:rFonts w:eastAsia="新細明體" w:cs="新細明體"/>
-          <w:kern w:val="0"/>
-          <w14:ligatures w14:val="none"/>
-        </w:rPr>
-      </w:pPr>
-      <w:r>
-        <w:rPr>
-          <w:rFonts w:eastAsia="新細明體" w:cs="新細明體"/>
+          <w:rFonts w:eastAsia="PMingLiU" w:cs="PMingLiU"/>
+          <w:kern w:val="0"/>
+          <w14:ligatures w14:val="none"/>
+        </w:rPr>
+      </w:pPr>
+      <w:r>
+        <w:rPr>
+          <w:rFonts w:eastAsia="PMingLiU" w:cs="PMingLiU"/>
           <w:b/>
           <w:bCs/>
           <w:kern w:val="0"/>
@@ -164,7 +164,7 @@
       </w:r>
       <w:r>
         <w:rPr>
-          <w:rFonts w:eastAsia="新細明體" w:cs="新細明體"/>
+          <w:rFonts w:eastAsia="PMingLiU" w:cs="PMingLiU"/>
           <w:kern w:val="0"/>
           <w14:ligatures w14:val="none"/>
         </w:rPr>
@@ -180,7 +180,7 @@
         </w:numPr>
         <w:spacing w:before="100" w:beforeAutospacing="1" w:after="100" w:afterAutospacing="1" w:line="240" w:lineRule="auto"/>
         <w:rPr>
-          <w:rFonts w:eastAsia="新細明體" w:cs="新細明體"/>
+          <w:rFonts w:eastAsia="PMingLiU" w:cs="PMingLiU"/>
           <w:kern w:val="0"/>
           <w14:ligatures w14:val="none"/>
         </w:rPr>
@@ -188,7 +188,7 @@
       <w:proofErr w:type="spellStart"/>
       <w:r>
         <w:rPr>
-          <w:rFonts w:eastAsia="新細明體" w:cs="新細明體"/>
+          <w:rFonts w:eastAsia="PMingLiU" w:cs="PMingLiU"/>
           <w:kern w:val="0"/>
           <w14:ligatures w14:val="none"/>
         </w:rPr>
@@ -197,7 +197,7 @@
       <w:proofErr w:type="spellEnd"/>
       <w:r>
         <w:rPr>
-          <w:rFonts w:eastAsia="新細明體" w:cs="新細明體"/>
+          <w:rFonts w:eastAsia="PMingLiU" w:cs="PMingLiU"/>
           <w:kern w:val="0"/>
           <w14:ligatures w14:val="none"/>
         </w:rPr>
@@ -213,14 +213,14 @@
         </w:numPr>
         <w:spacing w:before="100" w:beforeAutospacing="1" w:after="100" w:afterAutospacing="1" w:line="240" w:lineRule="auto"/>
         <w:rPr>
-          <w:rFonts w:eastAsia="新細明體" w:cs="新細明體"/>
-          <w:kern w:val="0"/>
-          <w14:ligatures w14:val="none"/>
-        </w:rPr>
-      </w:pPr>
-      <w:r>
-        <w:rPr>
-          <w:rFonts w:eastAsia="新細明體" w:cs="新細明體"/>
+          <w:rFonts w:eastAsia="PMingLiU" w:cs="PMingLiU"/>
+          <w:kern w:val="0"/>
+          <w14:ligatures w14:val="none"/>
+        </w:rPr>
+      </w:pPr>
+      <w:r>
+        <w:rPr>
+          <w:rFonts w:eastAsia="PMingLiU" w:cs="PMingLiU"/>
           <w:kern w:val="0"/>
           <w14:ligatures w14:val="none"/>
         </w:rPr>
@@ -236,14 +236,14 @@
         </w:numPr>
         <w:spacing w:before="100" w:beforeAutospacing="1" w:after="100" w:afterAutospacing="1" w:line="240" w:lineRule="auto"/>
         <w:rPr>
-          <w:rFonts w:eastAsia="新細明體" w:cs="新細明體"/>
-          <w:kern w:val="0"/>
-          <w14:ligatures w14:val="none"/>
-        </w:rPr>
-      </w:pPr>
-      <w:r>
-        <w:rPr>
-          <w:rFonts w:eastAsia="新細明體" w:cs="新細明體"/>
+          <w:rFonts w:eastAsia="PMingLiU" w:cs="PMingLiU"/>
+          <w:kern w:val="0"/>
+          <w14:ligatures w14:val="none"/>
+        </w:rPr>
+      </w:pPr>
+      <w:r>
+        <w:rPr>
+          <w:rFonts w:eastAsia="PMingLiU" w:cs="PMingLiU"/>
           <w:kern w:val="0"/>
           <w14:ligatures w14:val="none"/>
         </w:rPr>
@@ -259,14 +259,14 @@
         </w:numPr>
         <w:spacing w:before="100" w:beforeAutospacing="1" w:after="100" w:afterAutospacing="1" w:line="240" w:lineRule="auto"/>
         <w:rPr>
-          <w:rFonts w:eastAsia="新細明體" w:cs="新細明體"/>
-          <w:kern w:val="0"/>
-          <w14:ligatures w14:val="none"/>
-        </w:rPr>
-      </w:pPr>
-      <w:r>
-        <w:rPr>
-          <w:rFonts w:eastAsia="新細明體" w:cs="新細明體"/>
+          <w:rFonts w:eastAsia="PMingLiU" w:cs="PMingLiU"/>
+          <w:kern w:val="0"/>
+          <w14:ligatures w14:val="none"/>
+        </w:rPr>
+      </w:pPr>
+      <w:r>
+        <w:rPr>
+          <w:rFonts w:eastAsia="PMingLiU" w:cs="PMingLiU"/>
           <w:b/>
           <w:bCs/>
           <w:kern w:val="0"/>
@@ -276,7 +276,7 @@
       </w:r>
       <w:r>
         <w:rPr>
-          <w:rFonts w:eastAsia="新細明體" w:cs="新細明體"/>
+          <w:rFonts w:eastAsia="PMingLiU" w:cs="PMingLiU"/>
           <w:kern w:val="0"/>
           <w14:ligatures w14:val="none"/>
         </w:rPr>
@@ -292,14 +292,14 @@
         </w:numPr>
         <w:spacing w:before="100" w:beforeAutospacing="1" w:after="100" w:afterAutospacing="1" w:line="240" w:lineRule="auto"/>
         <w:rPr>
-          <w:rFonts w:eastAsia="新細明體" w:cs="新細明體"/>
-          <w:kern w:val="0"/>
-          <w14:ligatures w14:val="none"/>
-        </w:rPr>
-      </w:pPr>
-      <w:r>
-        <w:rPr>
-          <w:rFonts w:eastAsia="新細明體" w:cs="新細明體"/>
+          <w:rFonts w:eastAsia="PMingLiU" w:cs="PMingLiU"/>
+          <w:kern w:val="0"/>
+          <w14:ligatures w14:val="none"/>
+        </w:rPr>
+      </w:pPr>
+      <w:r>
+        <w:rPr>
+          <w:rFonts w:eastAsia="PMingLiU" w:cs="PMingLiU"/>
           <w:kern w:val="0"/>
           <w14:ligatures w14:val="none"/>
         </w:rPr>
@@ -315,14 +315,14 @@
         </w:numPr>
         <w:spacing w:before="100" w:beforeAutospacing="1" w:after="100" w:afterAutospacing="1" w:line="240" w:lineRule="auto"/>
         <w:rPr>
-          <w:rFonts w:eastAsia="新細明體" w:cs="新細明體"/>
-          <w:kern w:val="0"/>
-          <w14:ligatures w14:val="none"/>
-        </w:rPr>
-      </w:pPr>
-      <w:r>
-        <w:rPr>
-          <w:rFonts w:eastAsia="新細明體" w:cs="新細明體"/>
+          <w:rFonts w:eastAsia="PMingLiU" w:cs="PMingLiU"/>
+          <w:kern w:val="0"/>
+          <w14:ligatures w14:val="none"/>
+        </w:rPr>
+      </w:pPr>
+      <w:r>
+        <w:rPr>
+          <w:rFonts w:eastAsia="PMingLiU" w:cs="PMingLiU"/>
           <w:kern w:val="0"/>
           <w14:ligatures w14:val="none"/>
         </w:rPr>
@@ -338,14 +338,14 @@
         </w:numPr>
         <w:spacing w:before="100" w:beforeAutospacing="1" w:after="100" w:afterAutospacing="1" w:line="240" w:lineRule="auto"/>
         <w:rPr>
-          <w:rFonts w:eastAsia="新細明體" w:cs="新細明體"/>
-          <w:kern w:val="0"/>
-          <w14:ligatures w14:val="none"/>
-        </w:rPr>
-      </w:pPr>
-      <w:r>
-        <w:rPr>
-          <w:rFonts w:eastAsia="新細明體" w:cs="新細明體"/>
+          <w:rFonts w:eastAsia="PMingLiU" w:cs="PMingLiU"/>
+          <w:kern w:val="0"/>
+          <w14:ligatures w14:val="none"/>
+        </w:rPr>
+      </w:pPr>
+      <w:r>
+        <w:rPr>
+          <w:rFonts w:eastAsia="PMingLiU" w:cs="PMingLiU"/>
           <w:b/>
           <w:bCs/>
           <w:kern w:val="0"/>
@@ -355,7 +355,7 @@
       </w:r>
       <w:r>
         <w:rPr>
-          <w:rFonts w:eastAsia="新細明體" w:cs="新細明體"/>
+          <w:rFonts w:eastAsia="PMingLiU" w:cs="PMingLiU"/>
           <w:kern w:val="0"/>
           <w14:ligatures w14:val="none"/>
         </w:rPr>
@@ -371,14 +371,14 @@
         </w:numPr>
         <w:spacing w:before="100" w:beforeAutospacing="1" w:after="100" w:afterAutospacing="1" w:line="240" w:lineRule="auto"/>
         <w:rPr>
-          <w:rFonts w:eastAsia="新細明體" w:cs="新細明體"/>
-          <w:kern w:val="0"/>
-          <w14:ligatures w14:val="none"/>
-        </w:rPr>
-      </w:pPr>
-      <w:r>
-        <w:rPr>
-          <w:rFonts w:eastAsia="新細明體" w:cs="新細明體"/>
+          <w:rFonts w:eastAsia="PMingLiU" w:cs="PMingLiU"/>
+          <w:kern w:val="0"/>
+          <w14:ligatures w14:val="none"/>
+        </w:rPr>
+      </w:pPr>
+      <w:r>
+        <w:rPr>
+          <w:rFonts w:eastAsia="PMingLiU" w:cs="PMingLiU"/>
           <w:kern w:val="0"/>
           <w14:ligatures w14:val="none"/>
         </w:rPr>
@@ -394,14 +394,14 @@
         </w:numPr>
         <w:spacing w:before="100" w:beforeAutospacing="1" w:after="100" w:afterAutospacing="1" w:line="240" w:lineRule="auto"/>
         <w:rPr>
-          <w:rFonts w:eastAsia="新細明體" w:cs="新細明體"/>
-          <w:kern w:val="0"/>
-          <w14:ligatures w14:val="none"/>
-        </w:rPr>
-      </w:pPr>
-      <w:r>
-        <w:rPr>
-          <w:rFonts w:eastAsia="新細明體" w:cs="新細明體"/>
+          <w:rFonts w:eastAsia="PMingLiU" w:cs="PMingLiU"/>
+          <w:kern w:val="0"/>
+          <w14:ligatures w14:val="none"/>
+        </w:rPr>
+      </w:pPr>
+      <w:r>
+        <w:rPr>
+          <w:rFonts w:eastAsia="PMingLiU" w:cs="PMingLiU"/>
           <w:kern w:val="0"/>
           <w14:ligatures w14:val="none"/>
         </w:rPr>
@@ -409,7 +409,7 @@
       </w:r>
       <w:r>
         <w:rPr>
-          <w:rFonts w:eastAsia="細明體" w:cs="細明體"/>
+          <w:rFonts w:eastAsia="MingLiU" w:cs="MingLiU"/>
           <w:kern w:val="0"/>
           <w14:ligatures w14:val="none"/>
         </w:rPr>
@@ -422,7 +422,7 @@
         <w:spacing w:before="100" w:beforeAutospacing="1" w:after="100" w:afterAutospacing="1" w:line="240" w:lineRule="auto"/>
         <w:outlineLvl w:val="1"/>
         <w:rPr>
-          <w:rFonts w:eastAsia="新細明體" w:cs="新細明體"/>
+          <w:rFonts w:eastAsia="PMingLiU" w:cs="PMingLiU"/>
           <w:b/>
           <w:bCs/>
           <w:kern w:val="0"/>
@@ -433,7 +433,7 @@
       </w:pPr>
       <w:r>
         <w:rPr>
-          <w:rFonts w:eastAsia="新細明體" w:cs="新細明體"/>
+          <w:rFonts w:eastAsia="PMingLiU" w:cs="PMingLiU"/>
           <w:b/>
           <w:bCs/>
           <w:kern w:val="0"/>
@@ -450,7 +450,7 @@
         <w:spacing w:before="100" w:beforeAutospacing="1" w:after="100" w:afterAutospacing="1" w:line="240" w:lineRule="auto"/>
         <w:outlineLvl w:val="2"/>
         <w:rPr>
-          <w:rFonts w:eastAsia="新細明體" w:cs="新細明體"/>
+          <w:rFonts w:eastAsia="PMingLiU" w:cs="PMingLiU"/>
           <w:b/>
           <w:bCs/>
           <w:kern w:val="0"/>
@@ -461,7 +461,7 @@
       </w:pPr>
       <w:r>
         <w:rPr>
-          <w:rFonts w:eastAsia="新細明體" w:cs="新細明體"/>
+          <w:rFonts w:eastAsia="PMingLiU" w:cs="PMingLiU"/>
           <w:b/>
           <w:bCs/>
           <w:kern w:val="0"/>
@@ -506,7 +506,7 @@
               <w:spacing w:after="0" w:line="240" w:lineRule="auto"/>
               <w:jc w:val="center"/>
               <w:rPr>
-                <w:rFonts w:eastAsia="新細明體" w:cs="新細明體"/>
+                <w:rFonts w:eastAsia="PMingLiU" w:cs="PMingLiU"/>
                 <w:b/>
                 <w:bCs/>
                 <w:kern w:val="0"/>
@@ -515,7 +515,7 @@
             </w:pPr>
             <w:r>
               <w:rPr>
-                <w:rFonts w:eastAsia="新細明體" w:cs="新細明體"/>
+                <w:rFonts w:eastAsia="PMingLiU" w:cs="PMingLiU"/>
                 <w:b/>
                 <w:bCs/>
                 <w:kern w:val="0"/>
@@ -537,7 +537,7 @@
               <w:spacing w:after="0" w:line="240" w:lineRule="auto"/>
               <w:jc w:val="center"/>
               <w:rPr>
-                <w:rFonts w:eastAsia="新細明體" w:cs="新細明體"/>
+                <w:rFonts w:eastAsia="PMingLiU" w:cs="PMingLiU"/>
                 <w:b/>
                 <w:bCs/>
                 <w:kern w:val="0"/>
@@ -546,7 +546,7 @@
             </w:pPr>
             <w:r>
               <w:rPr>
-                <w:rFonts w:eastAsia="新細明體" w:cs="新細明體" w:hint="eastAsia"/>
+                <w:rFonts w:eastAsia="PMingLiU" w:cs="PMingLiU" w:hint="eastAsia"/>
                 <w:b/>
                 <w:bCs/>
                 <w:kern w:val="0"/>
@@ -556,7 +556,7 @@
             </w:r>
             <w:r>
               <w:rPr>
-                <w:rFonts w:eastAsia="新細明體" w:cs="新細明體"/>
+                <w:rFonts w:eastAsia="PMingLiU" w:cs="PMingLiU"/>
                 <w:b/>
                 <w:bCs/>
                 <w:kern w:val="0"/>
@@ -578,7 +578,7 @@
               <w:spacing w:after="0" w:line="240" w:lineRule="auto"/>
               <w:jc w:val="center"/>
               <w:rPr>
-                <w:rFonts w:eastAsia="新細明體" w:cs="新細明體"/>
+                <w:rFonts w:eastAsia="PMingLiU" w:cs="PMingLiU"/>
                 <w:b/>
                 <w:bCs/>
                 <w:kern w:val="0"/>
@@ -587,7 +587,7 @@
             </w:pPr>
             <w:r>
               <w:rPr>
-                <w:rFonts w:eastAsia="新細明體" w:cs="新細明體" w:hint="eastAsia"/>
+                <w:rFonts w:eastAsia="PMingLiU" w:cs="PMingLiU" w:hint="eastAsia"/>
                 <w:b/>
                 <w:bCs/>
                 <w:kern w:val="0"/>
@@ -597,7 +597,7 @@
             </w:r>
             <w:r>
               <w:rPr>
-                <w:rFonts w:eastAsia="新細明體" w:cs="新細明體"/>
+                <w:rFonts w:eastAsia="PMingLiU" w:cs="PMingLiU"/>
                 <w:b/>
                 <w:bCs/>
                 <w:kern w:val="0"/>
@@ -624,14 +624,14 @@
               <w:spacing w:after="0" w:line="240" w:lineRule="auto"/>
               <w:ind w:firstLineChars="150" w:firstLine="360"/>
               <w:rPr>
-                <w:rFonts w:eastAsia="新細明體" w:cs="新細明體"/>
+                <w:rFonts w:eastAsia="PMingLiU" w:cs="PMingLiU"/>
                 <w:kern w:val="0"/>
                 <w14:ligatures w14:val="none"/>
               </w:rPr>
             </w:pPr>
             <w:r>
               <w:rPr>
-                <w:rFonts w:eastAsia="新細明體" w:cs="新細明體"/>
+                <w:rFonts w:eastAsia="PMingLiU" w:cs="PMingLiU"/>
                 <w:kern w:val="0"/>
                 <w14:ligatures w14:val="none"/>
               </w:rPr>
@@ -651,14 +651,14 @@
               <w:spacing w:after="0" w:line="240" w:lineRule="auto"/>
               <w:ind w:firstLineChars="250" w:firstLine="600"/>
               <w:rPr>
-                <w:rFonts w:eastAsia="新細明體" w:cs="新細明體"/>
+                <w:rFonts w:eastAsia="PMingLiU" w:cs="PMingLiU"/>
                 <w:kern w:val="0"/>
                 <w14:ligatures w14:val="none"/>
               </w:rPr>
             </w:pPr>
             <w:r>
               <w:rPr>
-                <w:rFonts w:eastAsia="新細明體" w:cs="新細明體"/>
+                <w:rFonts w:eastAsia="PMingLiU" w:cs="PMingLiU"/>
                 <w:kern w:val="0"/>
                 <w14:ligatures w14:val="none"/>
               </w:rPr>
@@ -678,14 +678,14 @@
               <w:spacing w:after="0" w:line="240" w:lineRule="auto"/>
               <w:ind w:firstLineChars="600" w:firstLine="1440"/>
               <w:rPr>
-                <w:rFonts w:eastAsia="新細明體" w:cs="新細明體"/>
+                <w:rFonts w:eastAsia="PMingLiU" w:cs="PMingLiU"/>
                 <w:kern w:val="0"/>
                 <w14:ligatures w14:val="none"/>
               </w:rPr>
             </w:pPr>
             <w:r>
               <w:rPr>
-                <w:rFonts w:eastAsia="新細明體" w:cs="新細明體"/>
+                <w:rFonts w:eastAsia="PMingLiU" w:cs="PMingLiU"/>
                 <w:kern w:val="0"/>
                 <w14:ligatures w14:val="none"/>
               </w:rPr>
@@ -710,14 +710,14 @@
               <w:spacing w:after="0" w:line="240" w:lineRule="auto"/>
               <w:ind w:firstLineChars="150" w:firstLine="360"/>
               <w:rPr>
-                <w:rFonts w:eastAsia="新細明體" w:cs="新細明體"/>
+                <w:rFonts w:eastAsia="PMingLiU" w:cs="PMingLiU"/>
                 <w:kern w:val="0"/>
                 <w14:ligatures w14:val="none"/>
               </w:rPr>
             </w:pPr>
             <w:r>
               <w:rPr>
-                <w:rFonts w:eastAsia="新細明體" w:cs="新細明體"/>
+                <w:rFonts w:eastAsia="PMingLiU" w:cs="PMingLiU"/>
                 <w:kern w:val="0"/>
                 <w14:ligatures w14:val="none"/>
               </w:rPr>
@@ -737,14 +737,14 @@
               <w:spacing w:after="0" w:line="240" w:lineRule="auto"/>
               <w:ind w:firstLineChars="250" w:firstLine="600"/>
               <w:rPr>
-                <w:rFonts w:eastAsia="新細明體" w:cs="新細明體"/>
+                <w:rFonts w:eastAsia="PMingLiU" w:cs="PMingLiU"/>
                 <w:kern w:val="0"/>
                 <w14:ligatures w14:val="none"/>
               </w:rPr>
             </w:pPr>
             <w:r>
               <w:rPr>
-                <w:rFonts w:eastAsia="新細明體" w:cs="新細明體"/>
+                <w:rFonts w:eastAsia="PMingLiU" w:cs="PMingLiU"/>
                 <w:kern w:val="0"/>
                 <w14:ligatures w14:val="none"/>
               </w:rPr>
@@ -764,14 +764,14 @@
               <w:spacing w:after="0" w:line="240" w:lineRule="auto"/>
               <w:ind w:firstLineChars="600" w:firstLine="1440"/>
               <w:rPr>
-                <w:rFonts w:eastAsia="新細明體" w:cs="新細明體"/>
+                <w:rFonts w:eastAsia="PMingLiU" w:cs="PMingLiU"/>
                 <w:kern w:val="0"/>
                 <w14:ligatures w14:val="none"/>
               </w:rPr>
             </w:pPr>
             <w:r>
               <w:rPr>
-                <w:rFonts w:eastAsia="新細明體" w:cs="新細明體"/>
+                <w:rFonts w:eastAsia="PMingLiU" w:cs="PMingLiU"/>
                 <w:kern w:val="0"/>
                 <w14:ligatures w14:val="none"/>
               </w:rPr>
@@ -796,14 +796,14 @@
               <w:spacing w:after="0" w:line="240" w:lineRule="auto"/>
               <w:ind w:firstLineChars="150" w:firstLine="360"/>
               <w:rPr>
-                <w:rFonts w:eastAsia="新細明體" w:cs="新細明體"/>
+                <w:rFonts w:eastAsia="PMingLiU" w:cs="PMingLiU"/>
                 <w:kern w:val="0"/>
                 <w14:ligatures w14:val="none"/>
               </w:rPr>
             </w:pPr>
             <w:r>
               <w:rPr>
-                <w:rFonts w:eastAsia="新細明體" w:cs="新細明體"/>
+                <w:rFonts w:eastAsia="PMingLiU" w:cs="PMingLiU"/>
                 <w:kern w:val="0"/>
                 <w14:ligatures w14:val="none"/>
               </w:rPr>
@@ -824,14 +824,14 @@
               <w:spacing w:after="0" w:line="240" w:lineRule="auto"/>
               <w:ind w:firstLineChars="300" w:firstLine="720"/>
               <w:rPr>
-                <w:rFonts w:eastAsia="新細明體" w:cs="新細明體"/>
+                <w:rFonts w:eastAsia="PMingLiU" w:cs="PMingLiU"/>
                 <w:kern w:val="0"/>
                 <w14:ligatures w14:val="none"/>
               </w:rPr>
             </w:pPr>
             <w:r>
               <w:rPr>
-                <w:rFonts w:eastAsia="新細明體" w:cs="新細明體"/>
+                <w:rFonts w:eastAsia="PMingLiU" w:cs="PMingLiU"/>
                 <w:kern w:val="0"/>
                 <w14:ligatures w14:val="none"/>
               </w:rPr>
@@ -851,14 +851,14 @@
               <w:spacing w:after="0" w:line="240" w:lineRule="auto"/>
               <w:ind w:firstLineChars="700" w:firstLine="1680"/>
               <w:rPr>
-                <w:rFonts w:eastAsia="新細明體" w:cs="新細明體"/>
+                <w:rFonts w:eastAsia="PMingLiU" w:cs="PMingLiU"/>
                 <w:kern w:val="0"/>
                 <w14:ligatures w14:val="none"/>
               </w:rPr>
             </w:pPr>
             <w:r>
               <w:rPr>
-                <w:rFonts w:eastAsia="新細明體" w:cs="新細明體"/>
+                <w:rFonts w:eastAsia="PMingLiU" w:cs="PMingLiU"/>
                 <w:kern w:val="0"/>
                 <w14:ligatures w14:val="none"/>
               </w:rPr>
@@ -883,14 +883,14 @@
               <w:spacing w:after="0" w:line="240" w:lineRule="auto"/>
               <w:ind w:firstLineChars="150" w:firstLine="360"/>
               <w:rPr>
-                <w:rFonts w:eastAsia="新細明體" w:cs="新細明體" w:hint="eastAsia"/>
+                <w:rFonts w:eastAsia="PMingLiU" w:cs="PMingLiU"/>
                 <w:kern w:val="0"/>
                 <w14:ligatures w14:val="none"/>
               </w:rPr>
             </w:pPr>
             <w:r>
               <w:rPr>
-                <w:rFonts w:eastAsia="新細明體" w:cs="新細明體"/>
+                <w:rFonts w:eastAsia="PMingLiU" w:cs="PMingLiU"/>
                 <w:kern w:val="0"/>
                 <w14:ligatures w14:val="none"/>
               </w:rPr>
@@ -898,7 +898,7 @@
             </w:r>
             <w:r>
               <w:rPr>
-                <w:rFonts w:eastAsia="新細明體" w:cs="新細明體" w:hint="eastAsia"/>
+                <w:rFonts w:eastAsia="PMingLiU" w:cs="PMingLiU" w:hint="eastAsia"/>
                 <w:kern w:val="0"/>
                 <w14:ligatures w14:val="none"/>
               </w:rPr>
@@ -918,14 +918,14 @@
               <w:spacing w:after="0" w:line="240" w:lineRule="auto"/>
               <w:ind w:firstLineChars="300" w:firstLine="720"/>
               <w:rPr>
-                <w:rFonts w:eastAsia="新細明體" w:cs="新細明體"/>
+                <w:rFonts w:eastAsia="PMingLiU" w:cs="PMingLiU"/>
                 <w:kern w:val="0"/>
                 <w14:ligatures w14:val="none"/>
               </w:rPr>
             </w:pPr>
             <w:r>
               <w:rPr>
-                <w:rFonts w:eastAsia="新細明體" w:cs="新細明體"/>
+                <w:rFonts w:eastAsia="PMingLiU" w:cs="PMingLiU"/>
                 <w:kern w:val="0"/>
                 <w14:ligatures w14:val="none"/>
               </w:rPr>
@@ -945,14 +945,14 @@
               <w:spacing w:after="0" w:line="240" w:lineRule="auto"/>
               <w:ind w:firstLineChars="700" w:firstLine="1680"/>
               <w:rPr>
-                <w:rFonts w:eastAsia="新細明體" w:cs="新細明體"/>
+                <w:rFonts w:eastAsia="PMingLiU" w:cs="PMingLiU"/>
                 <w:kern w:val="0"/>
                 <w14:ligatures w14:val="none"/>
               </w:rPr>
             </w:pPr>
             <w:r>
               <w:rPr>
-                <w:rFonts w:eastAsia="新細明體" w:cs="新細明體"/>
+                <w:rFonts w:eastAsia="PMingLiU" w:cs="PMingLiU"/>
                 <w:kern w:val="0"/>
                 <w14:ligatures w14:val="none"/>
               </w:rPr>
@@ -977,14 +977,14 @@
               <w:spacing w:after="0" w:line="240" w:lineRule="auto"/>
               <w:ind w:firstLineChars="150" w:firstLine="360"/>
               <w:rPr>
-                <w:rFonts w:eastAsia="新細明體" w:cs="新細明體"/>
+                <w:rFonts w:eastAsia="PMingLiU" w:cs="PMingLiU"/>
                 <w:kern w:val="0"/>
                 <w14:ligatures w14:val="none"/>
               </w:rPr>
             </w:pPr>
             <w:r>
               <w:rPr>
-                <w:rFonts w:eastAsia="新細明體" w:cs="新細明體"/>
+                <w:rFonts w:eastAsia="PMingLiU" w:cs="PMingLiU"/>
                 <w:kern w:val="0"/>
                 <w14:ligatures w14:val="none"/>
               </w:rPr>
@@ -1004,14 +1004,14 @@
               <w:spacing w:after="0" w:line="240" w:lineRule="auto"/>
               <w:ind w:firstLineChars="300" w:firstLine="720"/>
               <w:rPr>
-                <w:rFonts w:eastAsia="新細明體" w:cs="新細明體"/>
+                <w:rFonts w:eastAsia="PMingLiU" w:cs="PMingLiU"/>
                 <w:kern w:val="0"/>
                 <w14:ligatures w14:val="none"/>
               </w:rPr>
             </w:pPr>
             <w:r>
               <w:rPr>
-                <w:rFonts w:eastAsia="新細明體" w:cs="新細明體"/>
+                <w:rFonts w:eastAsia="PMingLiU" w:cs="PMingLiU"/>
                 <w:kern w:val="0"/>
                 <w14:ligatures w14:val="none"/>
               </w:rPr>
@@ -1031,14 +1031,14 @@
               <w:spacing w:after="0" w:line="240" w:lineRule="auto"/>
               <w:ind w:firstLineChars="750" w:firstLine="1800"/>
               <w:rPr>
-                <w:rFonts w:eastAsia="新細明體" w:cs="新細明體"/>
+                <w:rFonts w:eastAsia="PMingLiU" w:cs="PMingLiU"/>
                 <w:kern w:val="0"/>
                 <w14:ligatures w14:val="none"/>
               </w:rPr>
             </w:pPr>
             <w:r>
               <w:rPr>
-                <w:rFonts w:eastAsia="新細明體" w:cs="新細明體"/>
+                <w:rFonts w:eastAsia="PMingLiU" w:cs="PMingLiU"/>
                 <w:kern w:val="0"/>
                 <w14:ligatures w14:val="none"/>
               </w:rPr>
@@ -1054,7 +1054,7 @@
         <w:spacing w:before="100" w:beforeAutospacing="1" w:after="100" w:afterAutospacing="1" w:line="240" w:lineRule="auto"/>
         <w:outlineLvl w:val="2"/>
         <w:rPr>
-          <w:rFonts w:eastAsia="新細明體" w:cs="新細明體"/>
+          <w:rFonts w:eastAsia="PMingLiU" w:cs="PMingLiU"/>
           <w:b/>
           <w:bCs/>
           <w:kern w:val="0"/>
@@ -1065,7 +1065,7 @@
       </w:pPr>
       <w:r>
         <w:rPr>
-          <w:rFonts w:eastAsia="新細明體" w:cs="新細明體"/>
+          <w:rFonts w:eastAsia="PMingLiU" w:cs="PMingLiU"/>
           <w:b/>
           <w:bCs/>
           <w:kern w:val="0"/>
@@ -1110,7 +1110,7 @@
               <w:spacing w:after="0" w:line="240" w:lineRule="auto"/>
               <w:jc w:val="center"/>
               <w:rPr>
-                <w:rFonts w:eastAsia="新細明體" w:cs="新細明體"/>
+                <w:rFonts w:eastAsia="PMingLiU" w:cs="PMingLiU"/>
                 <w:b/>
                 <w:bCs/>
                 <w:kern w:val="0"/>
@@ -1119,7 +1119,7 @@
             </w:pPr>
             <w:r>
               <w:rPr>
-                <w:rFonts w:eastAsia="新細明體" w:cs="新細明體"/>
+                <w:rFonts w:eastAsia="PMingLiU" w:cs="PMingLiU"/>
                 <w:b/>
                 <w:bCs/>
                 <w:kern w:val="0"/>
@@ -1141,7 +1141,7 @@
               <w:spacing w:after="0" w:line="240" w:lineRule="auto"/>
               <w:jc w:val="center"/>
               <w:rPr>
-                <w:rFonts w:eastAsia="新細明體" w:cs="新細明體"/>
+                <w:rFonts w:eastAsia="PMingLiU" w:cs="PMingLiU"/>
                 <w:b/>
                 <w:bCs/>
                 <w:kern w:val="0"/>
@@ -1150,7 +1150,7 @@
             </w:pPr>
             <w:r>
               <w:rPr>
-                <w:rFonts w:eastAsia="新細明體" w:cs="新細明體"/>
+                <w:rFonts w:eastAsia="PMingLiU" w:cs="PMingLiU"/>
                 <w:b/>
                 <w:bCs/>
                 <w:kern w:val="0"/>
@@ -1172,7 +1172,7 @@
               <w:spacing w:after="0" w:line="240" w:lineRule="auto"/>
               <w:jc w:val="center"/>
               <w:rPr>
-                <w:rFonts w:eastAsia="新細明體" w:cs="新細明體"/>
+                <w:rFonts w:eastAsia="PMingLiU" w:cs="PMingLiU"/>
                 <w:b/>
                 <w:bCs/>
                 <w:kern w:val="0"/>
@@ -1181,7 +1181,7 @@
             </w:pPr>
             <w:r>
               <w:rPr>
-                <w:rFonts w:eastAsia="新細明體" w:cs="新細明體" w:hint="eastAsia"/>
+                <w:rFonts w:eastAsia="PMingLiU" w:cs="PMingLiU" w:hint="eastAsia"/>
                 <w:b/>
                 <w:bCs/>
                 <w:kern w:val="0"/>
@@ -1191,7 +1191,7 @@
             </w:r>
             <w:r>
               <w:rPr>
-                <w:rFonts w:eastAsia="新細明體" w:cs="新細明體"/>
+                <w:rFonts w:eastAsia="PMingLiU" w:cs="PMingLiU"/>
                 <w:b/>
                 <w:bCs/>
                 <w:kern w:val="0"/>
@@ -1217,14 +1217,14 @@
               <w:widowControl/>
               <w:spacing w:after="0" w:line="240" w:lineRule="auto"/>
               <w:rPr>
-                <w:rFonts w:eastAsia="新細明體" w:cs="新細明體"/>
+                <w:rFonts w:eastAsia="PMingLiU" w:cs="PMingLiU"/>
                 <w:kern w:val="0"/>
                 <w14:ligatures w14:val="none"/>
               </w:rPr>
             </w:pPr>
             <w:r>
               <w:rPr>
-                <w:rFonts w:eastAsia="新細明體" w:cs="新細明體"/>
+                <w:rFonts w:eastAsia="PMingLiU" w:cs="PMingLiU"/>
                 <w:kern w:val="0"/>
                 <w14:ligatures w14:val="none"/>
               </w:rPr>
@@ -1244,14 +1244,14 @@
               <w:spacing w:after="0" w:line="240" w:lineRule="auto"/>
               <w:ind w:firstLineChars="150" w:firstLine="360"/>
               <w:rPr>
-                <w:rFonts w:eastAsia="新細明體" w:cs="新細明體"/>
+                <w:rFonts w:eastAsia="PMingLiU" w:cs="PMingLiU"/>
                 <w:kern w:val="0"/>
                 <w14:ligatures w14:val="none"/>
               </w:rPr>
             </w:pPr>
             <w:r>
               <w:rPr>
-                <w:rFonts w:eastAsia="新細明體" w:cs="新細明體"/>
+                <w:rFonts w:eastAsia="PMingLiU" w:cs="PMingLiU"/>
                 <w:kern w:val="0"/>
                 <w14:ligatures w14:val="none"/>
               </w:rPr>
@@ -1271,14 +1271,14 @@
               <w:spacing w:after="0" w:line="240" w:lineRule="auto"/>
               <w:ind w:firstLineChars="750" w:firstLine="1800"/>
               <w:rPr>
-                <w:rFonts w:eastAsia="新細明體" w:cs="新細明體"/>
+                <w:rFonts w:eastAsia="PMingLiU" w:cs="PMingLiU"/>
                 <w:kern w:val="0"/>
                 <w14:ligatures w14:val="none"/>
               </w:rPr>
             </w:pPr>
             <w:r>
               <w:rPr>
-                <w:rFonts w:eastAsia="新細明體" w:cs="新細明體"/>
+                <w:rFonts w:eastAsia="PMingLiU" w:cs="PMingLiU"/>
                 <w:kern w:val="0"/>
                 <w14:ligatures w14:val="none"/>
               </w:rPr>
@@ -1302,14 +1302,14 @@
               <w:widowControl/>
               <w:spacing w:after="0" w:line="240" w:lineRule="auto"/>
               <w:rPr>
-                <w:rFonts w:eastAsia="新細明體" w:cs="新細明體"/>
+                <w:rFonts w:eastAsia="PMingLiU" w:cs="PMingLiU"/>
                 <w:kern w:val="0"/>
                 <w14:ligatures w14:val="none"/>
               </w:rPr>
             </w:pPr>
             <w:r>
               <w:rPr>
-                <w:rFonts w:eastAsia="新細明體" w:cs="新細明體"/>
+                <w:rFonts w:eastAsia="PMingLiU" w:cs="PMingLiU"/>
                 <w:kern w:val="0"/>
                 <w14:ligatures w14:val="none"/>
               </w:rPr>
@@ -1329,14 +1329,14 @@
               <w:spacing w:after="0" w:line="240" w:lineRule="auto"/>
               <w:ind w:firstLineChars="150" w:firstLine="360"/>
               <w:rPr>
-                <w:rFonts w:eastAsia="新細明體" w:cs="新細明體"/>
+                <w:rFonts w:eastAsia="PMingLiU" w:cs="PMingLiU"/>
                 <w:kern w:val="0"/>
                 <w14:ligatures w14:val="none"/>
               </w:rPr>
             </w:pPr>
             <w:r>
               <w:rPr>
-                <w:rFonts w:eastAsia="新細明體" w:cs="新細明體"/>
+                <w:rFonts w:eastAsia="PMingLiU" w:cs="PMingLiU"/>
                 <w:kern w:val="0"/>
                 <w14:ligatures w14:val="none"/>
               </w:rPr>
@@ -1356,14 +1356,14 @@
               <w:spacing w:after="0" w:line="240" w:lineRule="auto"/>
               <w:ind w:firstLineChars="650" w:firstLine="1560"/>
               <w:rPr>
-                <w:rFonts w:eastAsia="新細明體" w:cs="新細明體"/>
+                <w:rFonts w:eastAsia="PMingLiU" w:cs="PMingLiU"/>
                 <w:kern w:val="0"/>
                 <w14:ligatures w14:val="none"/>
               </w:rPr>
             </w:pPr>
             <w:r>
               <w:rPr>
-                <w:rFonts w:eastAsia="新細明體" w:cs="新細明體"/>
+                <w:rFonts w:eastAsia="PMingLiU" w:cs="PMingLiU"/>
                 <w:kern w:val="0"/>
                 <w14:ligatures w14:val="none"/>
               </w:rPr>
@@ -1387,14 +1387,14 @@
               <w:widowControl/>
               <w:spacing w:after="0" w:line="240" w:lineRule="auto"/>
               <w:rPr>
-                <w:rFonts w:eastAsia="新細明體" w:cs="新細明體"/>
+                <w:rFonts w:eastAsia="PMingLiU" w:cs="PMingLiU"/>
                 <w:kern w:val="0"/>
                 <w14:ligatures w14:val="none"/>
               </w:rPr>
             </w:pPr>
             <w:r>
               <w:rPr>
-                <w:rFonts w:eastAsia="新細明體" w:cs="新細明體"/>
+                <w:rFonts w:eastAsia="PMingLiU" w:cs="PMingLiU"/>
                 <w:kern w:val="0"/>
                 <w14:ligatures w14:val="none"/>
               </w:rPr>
@@ -1414,14 +1414,14 @@
               <w:spacing w:after="0" w:line="240" w:lineRule="auto"/>
               <w:ind w:firstLineChars="50" w:firstLine="120"/>
               <w:rPr>
-                <w:rFonts w:eastAsia="新細明體" w:cs="新細明體"/>
+                <w:rFonts w:eastAsia="PMingLiU" w:cs="PMingLiU"/>
                 <w:kern w:val="0"/>
                 <w14:ligatures w14:val="none"/>
               </w:rPr>
             </w:pPr>
             <w:r>
               <w:rPr>
-                <w:rFonts w:eastAsia="新細明體" w:cs="新細明體"/>
+                <w:rFonts w:eastAsia="PMingLiU" w:cs="PMingLiU"/>
                 <w:kern w:val="0"/>
                 <w14:ligatures w14:val="none"/>
               </w:rPr>
@@ -1441,14 +1441,14 @@
               <w:spacing w:after="0" w:line="240" w:lineRule="auto"/>
               <w:ind w:firstLineChars="550" w:firstLine="1320"/>
               <w:rPr>
-                <w:rFonts w:eastAsia="新細明體" w:cs="新細明體"/>
+                <w:rFonts w:eastAsia="PMingLiU" w:cs="PMingLiU"/>
                 <w:kern w:val="0"/>
                 <w14:ligatures w14:val="none"/>
               </w:rPr>
             </w:pPr>
             <w:r>
               <w:rPr>
-                <w:rFonts w:eastAsia="新細明體" w:cs="新細明體"/>
+                <w:rFonts w:eastAsia="PMingLiU" w:cs="PMingLiU"/>
                 <w:kern w:val="0"/>
                 <w14:ligatures w14:val="none"/>
               </w:rPr>
@@ -1464,7 +1464,7 @@
         <w:spacing w:before="100" w:beforeAutospacing="1" w:after="100" w:afterAutospacing="1" w:line="240" w:lineRule="auto"/>
         <w:outlineLvl w:val="1"/>
         <w:rPr>
-          <w:rFonts w:eastAsia="新細明體" w:cs="新細明體"/>
+          <w:rFonts w:eastAsia="PMingLiU" w:cs="PMingLiU"/>
           <w:b/>
           <w:bCs/>
           <w:kern w:val="0"/>
@@ -1480,7 +1480,7 @@
         <w:spacing w:before="100" w:beforeAutospacing="1" w:after="100" w:afterAutospacing="1" w:line="240" w:lineRule="auto"/>
         <w:outlineLvl w:val="2"/>
         <w:rPr>
-          <w:rFonts w:eastAsia="新細明體" w:cs="新細明體"/>
+          <w:rFonts w:eastAsia="PMingLiU" w:cs="PMingLiU"/>
           <w:b/>
           <w:bCs/>
           <w:kern w:val="0"/>
@@ -1491,7 +1491,7 @@
       </w:pPr>
       <w:r>
         <w:rPr>
-          <w:rFonts w:eastAsia="新細明體" w:cs="新細明體"/>
+          <w:rFonts w:eastAsia="PMingLiU" w:cs="PMingLiU"/>
           <w:b/>
           <w:bCs/>
           <w:kern w:val="0"/>
@@ -1504,7 +1504,7 @@
     </w:p>
     <w:p>
       <w:pPr>
-        <w:pStyle w:val="a9"/>
+        <w:pStyle w:val="ListParagraph"/>
         <w:widowControl/>
         <w:numPr>
           <w:ilvl w:val="0"/>
@@ -1513,7 +1513,7 @@
         <w:spacing w:before="100" w:beforeAutospacing="1" w:after="100" w:afterAutospacing="1" w:line="240" w:lineRule="auto"/>
         <w:outlineLvl w:val="2"/>
         <w:rPr>
-          <w:rFonts w:eastAsia="新細明體" w:cs="新細明體"/>
+          <w:rFonts w:eastAsia="PMingLiU" w:cs="PMingLiU"/>
           <w:b/>
           <w:bCs/>
           <w:kern w:val="0"/>
@@ -1524,7 +1524,7 @@
       </w:pPr>
       <w:r>
         <w:rPr>
-          <w:rFonts w:eastAsia="新細明體" w:cs="新細明體"/>
+          <w:rFonts w:eastAsia="PMingLiU" w:cs="PMingLiU"/>
           <w:b/>
           <w:bCs/>
           <w:kern w:val="0"/>
@@ -1541,7 +1541,7 @@
         <w:spacing w:before="100" w:beforeAutospacing="1" w:after="100" w:afterAutospacing="1" w:line="240" w:lineRule="auto"/>
         <w:outlineLvl w:val="2"/>
         <w:rPr>
-          <w:rFonts w:eastAsia="新細明體" w:cs="新細明體"/>
+          <w:rFonts w:eastAsia="PMingLiU" w:cs="PMingLiU"/>
           <w:b/>
           <w:bCs/>
           <w:kern w:val="0"/>
@@ -1552,9 +1552,10 @@
       </w:pPr>
       <w:r>
         <w:rPr>
-          <w:rFonts w:eastAsia="新細明體" w:cs="新細明體"/>
-          <w:b/>
-          <w:bCs/>
+          <w:rFonts w:eastAsia="PMingLiU" w:cs="PMingLiU"/>
+          <w:b/>
+          <w:bCs/>
+          <w:noProof/>
           <w:kern w:val="0"/>
           <w:sz w:val="36"/>
           <w:szCs w:val="36"/>
@@ -1604,7 +1605,7 @@
         <w:jc w:val="center"/>
         <w:outlineLvl w:val="2"/>
         <w:rPr>
-          <w:rFonts w:eastAsia="新細明體" w:cs="新細明體"/>
+          <w:rFonts w:eastAsia="PMingLiU" w:cs="PMingLiU"/>
           <w:kern w:val="0"/>
           <w:sz w:val="28"/>
           <w:szCs w:val="28"/>
@@ -1613,7 +1614,7 @@
       </w:pPr>
       <w:r>
         <w:rPr>
-          <w:rFonts w:eastAsia="新細明體" w:cs="新細明體"/>
+          <w:rFonts w:eastAsia="PMingLiU" w:cs="PMingLiU"/>
           <w:kern w:val="0"/>
           <w:sz w:val="28"/>
           <w:szCs w:val="28"/>
@@ -1628,7 +1629,7 @@
         <w:spacing w:before="100" w:beforeAutospacing="1" w:after="100" w:afterAutospacing="1" w:line="240" w:lineRule="auto"/>
         <w:outlineLvl w:val="1"/>
         <w:rPr>
-          <w:rFonts w:eastAsia="新細明體" w:cs="新細明體"/>
+          <w:rFonts w:eastAsia="PMingLiU" w:cs="PMingLiU"/>
           <w:b/>
           <w:bCs/>
           <w:kern w:val="0"/>
@@ -1644,7 +1645,7 @@
         <w:spacing w:before="100" w:beforeAutospacing="1" w:after="100" w:afterAutospacing="1" w:line="240" w:lineRule="auto"/>
         <w:outlineLvl w:val="1"/>
         <w:rPr>
-          <w:rFonts w:eastAsia="新細明體" w:cs="新細明體"/>
+          <w:rFonts w:eastAsia="PMingLiU" w:cs="PMingLiU"/>
           <w:b/>
           <w:bCs/>
           <w:kern w:val="0"/>
@@ -1655,9 +1656,10 @@
       </w:pPr>
       <w:r>
         <w:rPr>
-          <w:rFonts w:eastAsia="新細明體" w:cs="新細明體"/>
-          <w:b/>
-          <w:bCs/>
+          <w:rFonts w:eastAsia="PMingLiU" w:cs="PMingLiU"/>
+          <w:b/>
+          <w:bCs/>
+          <w:noProof/>
           <w:kern w:val="0"/>
           <w:sz w:val="36"/>
           <w:szCs w:val="36"/>
@@ -1708,7 +1710,7 @@
         <w:jc w:val="center"/>
         <w:outlineLvl w:val="2"/>
         <w:rPr>
-          <w:rFonts w:eastAsia="新細明體" w:cs="新細明體"/>
+          <w:rFonts w:eastAsia="PMingLiU" w:cs="PMingLiU"/>
           <w:kern w:val="0"/>
           <w:sz w:val="28"/>
           <w:szCs w:val="28"/>
@@ -1717,23 +1719,13 @@
       </w:pPr>
       <w:r>
         <w:rPr>
-          <w:rFonts w:eastAsia="新細明體" w:cs="新細明體"/>
+          <w:rFonts w:eastAsia="PMingLiU" w:cs="PMingLiU"/>
           <w:kern w:val="0"/>
           <w:sz w:val="28"/>
           <w:szCs w:val="28"/>
           <w14:ligatures w14:val="none"/>
         </w:rPr>
-        <w:t>Throughput</w:t>
-      </w:r>
-      <w:r>
-        <w:rPr>
-          <w:rFonts w:eastAsia="新細明體" w:cs="新細明體"/>
-          <w:kern w:val="0"/>
-          <w:sz w:val="28"/>
-          <w:szCs w:val="28"/>
-          <w14:ligatures w14:val="none"/>
-        </w:rPr>
-        <w:t xml:space="preserve"> </w:t>
+        <w:t xml:space="preserve">Throughput </w:t>
       </w:r>
     </w:p>
     <w:p>
@@ -1742,7 +1734,7 @@
         <w:spacing w:before="100" w:beforeAutospacing="1" w:after="100" w:afterAutospacing="1" w:line="240" w:lineRule="auto"/>
         <w:outlineLvl w:val="1"/>
         <w:rPr>
-          <w:rFonts w:eastAsia="新細明體" w:cs="新細明體"/>
+          <w:rFonts w:eastAsia="PMingLiU" w:cs="PMingLiU"/>
           <w:b/>
           <w:bCs/>
           <w:kern w:val="0"/>
@@ -1753,9 +1745,10 @@
       </w:pPr>
       <w:r>
         <w:rPr>
-          <w:rFonts w:eastAsia="新細明體" w:cs="新細明體"/>
-          <w:b/>
-          <w:bCs/>
+          <w:rFonts w:eastAsia="PMingLiU" w:cs="PMingLiU"/>
+          <w:b/>
+          <w:bCs/>
+          <w:noProof/>
           <w:kern w:val="0"/>
           <w:sz w:val="36"/>
           <w:szCs w:val="36"/>
@@ -1805,7 +1798,7 @@
         <w:jc w:val="center"/>
         <w:outlineLvl w:val="2"/>
         <w:rPr>
-          <w:rFonts w:eastAsia="新細明體" w:cs="新細明體"/>
+          <w:rFonts w:eastAsia="PMingLiU" w:cs="PMingLiU"/>
           <w:kern w:val="0"/>
           <w:sz w:val="28"/>
           <w:szCs w:val="28"/>
@@ -1814,7 +1807,7 @@
       </w:pPr>
       <w:r>
         <w:rPr>
-          <w:rFonts w:eastAsia="新細明體" w:cs="新細明體"/>
+          <w:rFonts w:eastAsia="PMingLiU" w:cs="PMingLiU"/>
           <w:kern w:val="0"/>
           <w:sz w:val="28"/>
           <w:szCs w:val="28"/>
@@ -1829,7 +1822,7 @@
         <w:spacing w:before="100" w:beforeAutospacing="1" w:after="100" w:afterAutospacing="1" w:line="240" w:lineRule="auto"/>
         <w:outlineLvl w:val="2"/>
         <w:rPr>
-          <w:rFonts w:eastAsia="新細明體" w:cs="新細明體"/>
+          <w:rFonts w:eastAsia="PMingLiU" w:cs="PMingLiU"/>
           <w:kern w:val="0"/>
           <w:sz w:val="28"/>
           <w:szCs w:val="28"/>
@@ -1838,7 +1831,7 @@
       </w:pPr>
       <w:r>
         <w:rPr>
-          <w:rFonts w:eastAsia="新細明體" w:cs="新細明體"/>
+          <w:rFonts w:eastAsia="PMingLiU" w:cs="PMingLiU"/>
           <w:kern w:val="0"/>
           <w:sz w:val="28"/>
           <w:szCs w:val="28"/>
@@ -1853,7 +1846,7 @@
         <w:spacing w:before="100" w:beforeAutospacing="1" w:after="100" w:afterAutospacing="1" w:line="240" w:lineRule="auto"/>
         <w:outlineLvl w:val="1"/>
         <w:rPr>
-          <w:rFonts w:eastAsia="新細明體" w:cs="新細明體"/>
+          <w:rFonts w:eastAsia="PMingLiU" w:cs="PMingLiU"/>
           <w:b/>
           <w:bCs/>
           <w:kern w:val="0"/>
@@ -1864,9 +1857,10 @@
       </w:pPr>
       <w:r>
         <w:rPr>
-          <w:rFonts w:eastAsia="新細明體" w:cs="新細明體"/>
-          <w:b/>
-          <w:bCs/>
+          <w:rFonts w:eastAsia="PMingLiU" w:cs="PMingLiU"/>
+          <w:b/>
+          <w:bCs/>
+          <w:noProof/>
           <w:kern w:val="0"/>
           <w:sz w:val="36"/>
           <w:szCs w:val="36"/>
@@ -1917,7 +1911,7 @@
         <w:jc w:val="center"/>
         <w:outlineLvl w:val="2"/>
         <w:rPr>
-          <w:rFonts w:eastAsia="新細明體" w:cs="新細明體"/>
+          <w:rFonts w:eastAsia="PMingLiU" w:cs="PMingLiU"/>
           <w:kern w:val="0"/>
           <w:sz w:val="28"/>
           <w:szCs w:val="28"/>
@@ -1926,7 +1920,7 @@
       </w:pPr>
       <w:r>
         <w:rPr>
-          <w:rFonts w:eastAsia="新細明體" w:cs="新細明體"/>
+          <w:rFonts w:eastAsia="PMingLiU" w:cs="PMingLiU"/>
           <w:kern w:val="0"/>
           <w:sz w:val="28"/>
           <w:szCs w:val="28"/>
@@ -1936,7 +1930,7 @@
       </w:r>
       <w:r>
         <w:rPr>
-          <w:rFonts w:eastAsia="新細明體" w:cs="新細明體"/>
+          <w:rFonts w:eastAsia="PMingLiU" w:cs="PMingLiU"/>
           <w:kern w:val="0"/>
           <w:sz w:val="28"/>
           <w:szCs w:val="28"/>
@@ -1951,7 +1945,7 @@
         <w:spacing w:before="100" w:beforeAutospacing="1" w:after="100" w:afterAutospacing="1" w:line="240" w:lineRule="auto"/>
         <w:outlineLvl w:val="1"/>
         <w:rPr>
-          <w:rFonts w:eastAsia="新細明體" w:cs="新細明體"/>
+          <w:rFonts w:eastAsia="PMingLiU" w:cs="PMingLiU"/>
           <w:b/>
           <w:bCs/>
           <w:kern w:val="0"/>
@@ -1967,7 +1961,7 @@
         <w:spacing w:before="100" w:beforeAutospacing="1" w:after="100" w:afterAutospacing="1" w:line="240" w:lineRule="auto"/>
         <w:outlineLvl w:val="1"/>
         <w:rPr>
-          <w:rFonts w:eastAsia="新細明體" w:cs="新細明體"/>
+          <w:rFonts w:eastAsia="PMingLiU" w:cs="PMingLiU"/>
           <w:b/>
           <w:bCs/>
           <w:kern w:val="0"/>
@@ -1983,7 +1977,7 @@
         <w:spacing w:before="100" w:beforeAutospacing="1" w:after="100" w:afterAutospacing="1" w:line="240" w:lineRule="auto"/>
         <w:outlineLvl w:val="1"/>
         <w:rPr>
-          <w:rFonts w:eastAsia="新細明體" w:cs="新細明體"/>
+          <w:rFonts w:eastAsia="PMingLiU" w:cs="PMingLiU"/>
           <w:b/>
           <w:bCs/>
           <w:kern w:val="0"/>
@@ -1994,7 +1988,7 @@
       </w:pPr>
       <w:r>
         <w:rPr>
-          <w:rFonts w:eastAsia="新細明體" w:cs="新細明體"/>
+          <w:rFonts w:eastAsia="PMingLiU" w:cs="PMingLiU"/>
           <w:b/>
           <w:bCs/>
           <w:kern w:val="0"/>
@@ -2014,14 +2008,14 @@
         </w:numPr>
         <w:spacing w:before="100" w:beforeAutospacing="1" w:after="100" w:afterAutospacing="1" w:line="240" w:lineRule="auto"/>
         <w:rPr>
-          <w:rFonts w:eastAsia="新細明體" w:cs="新細明體"/>
-          <w:kern w:val="0"/>
-          <w14:ligatures w14:val="none"/>
-        </w:rPr>
-      </w:pPr>
-      <w:r>
-        <w:rPr>
-          <w:rFonts w:eastAsia="新細明體" w:cs="新細明體"/>
+          <w:rFonts w:eastAsia="PMingLiU" w:cs="PMingLiU"/>
+          <w:kern w:val="0"/>
+          <w14:ligatures w14:val="none"/>
+        </w:rPr>
+      </w:pPr>
+      <w:r>
+        <w:rPr>
+          <w:rFonts w:eastAsia="PMingLiU" w:cs="PMingLiU"/>
           <w:b/>
           <w:bCs/>
           <w:kern w:val="0"/>
@@ -2031,7 +2025,7 @@
       </w:r>
       <w:r>
         <w:rPr>
-          <w:rFonts w:eastAsia="新細明體" w:cs="新細明體"/>
+          <w:rFonts w:eastAsia="PMingLiU" w:cs="PMingLiU"/>
           <w:kern w:val="0"/>
           <w14:ligatures w14:val="none"/>
         </w:rPr>
@@ -2047,14 +2041,14 @@
         </w:numPr>
         <w:spacing w:before="100" w:beforeAutospacing="1" w:after="100" w:afterAutospacing="1" w:line="240" w:lineRule="auto"/>
         <w:rPr>
-          <w:rFonts w:eastAsia="新細明體" w:cs="新細明體"/>
-          <w:kern w:val="0"/>
-          <w14:ligatures w14:val="none"/>
-        </w:rPr>
-      </w:pPr>
-      <w:r>
-        <w:rPr>
-          <w:rFonts w:eastAsia="新細明體" w:cs="新細明體"/>
+          <w:rFonts w:eastAsia="PMingLiU" w:cs="PMingLiU"/>
+          <w:kern w:val="0"/>
+          <w14:ligatures w14:val="none"/>
+        </w:rPr>
+      </w:pPr>
+      <w:r>
+        <w:rPr>
+          <w:rFonts w:eastAsia="PMingLiU" w:cs="PMingLiU"/>
           <w:b/>
           <w:bCs/>
           <w:kern w:val="0"/>
@@ -2064,7 +2058,7 @@
       </w:r>
       <w:r>
         <w:rPr>
-          <w:rFonts w:eastAsia="新細明體" w:cs="新細明體"/>
+          <w:rFonts w:eastAsia="PMingLiU" w:cs="PMingLiU"/>
           <w:kern w:val="0"/>
           <w14:ligatures w14:val="none"/>
         </w:rPr>
@@ -2072,7 +2066,7 @@
       </w:r>
       <w:r>
         <w:rPr>
-          <w:rFonts w:eastAsia="細明體" w:cs="細明體"/>
+          <w:rFonts w:eastAsia="MingLiU" w:cs="MingLiU"/>
           <w:kern w:val="0"/>
           <w14:ligatures w14:val="none"/>
         </w:rPr>
@@ -2080,7 +2074,7 @@
       </w:r>
       <w:r>
         <w:rPr>
-          <w:rFonts w:eastAsia="新細明體" w:cs="新細明體"/>
+          <w:rFonts w:eastAsia="PMingLiU" w:cs="PMingLiU"/>
           <w:kern w:val="0"/>
           <w14:ligatures w14:val="none"/>
         </w:rPr>
@@ -2093,7 +2087,7 @@
         <w:spacing w:before="100" w:beforeAutospacing="1" w:after="100" w:afterAutospacing="1" w:line="240" w:lineRule="auto"/>
         <w:outlineLvl w:val="1"/>
         <w:rPr>
-          <w:rFonts w:eastAsia="新細明體" w:cs="新細明體"/>
+          <w:rFonts w:eastAsia="PMingLiU" w:cs="PMingLiU"/>
           <w:b/>
           <w:bCs/>
           <w:kern w:val="0"/>
@@ -2104,7 +2098,7 @@
       </w:pPr>
       <w:r>
         <w:rPr>
-          <w:rFonts w:eastAsia="新細明體" w:cs="新細明體"/>
+          <w:rFonts w:eastAsia="PMingLiU" w:cs="PMingLiU"/>
           <w:b/>
           <w:bCs/>
           <w:kern w:val="0"/>
@@ -2121,7 +2115,7 @@
         <w:spacing w:before="100" w:beforeAutospacing="1" w:after="100" w:afterAutospacing="1" w:line="240" w:lineRule="auto"/>
         <w:outlineLvl w:val="2"/>
         <w:rPr>
-          <w:rFonts w:eastAsia="新細明體" w:cs="新細明體"/>
+          <w:rFonts w:eastAsia="PMingLiU" w:cs="PMingLiU"/>
           <w:b/>
           <w:bCs/>
           <w:kern w:val="0"/>
@@ -2132,7 +2126,7 @@
       </w:pPr>
       <w:r>
         <w:rPr>
-          <w:rFonts w:eastAsia="新細明體" w:cs="新細明體"/>
+          <w:rFonts w:eastAsia="PMingLiU" w:cs="PMingLiU"/>
           <w:b/>
           <w:bCs/>
           <w:kern w:val="0"/>
@@ -2148,14 +2142,14 @@
         <w:widowControl/>
         <w:spacing w:before="100" w:beforeAutospacing="1" w:after="100" w:afterAutospacing="1" w:line="240" w:lineRule="auto"/>
         <w:rPr>
-          <w:rFonts w:eastAsia="新細明體" w:cs="新細明體"/>
-          <w:kern w:val="0"/>
-          <w14:ligatures w14:val="none"/>
-        </w:rPr>
-      </w:pPr>
-      <w:r>
-        <w:rPr>
-          <w:rFonts w:eastAsia="新細明體" w:cs="新細明體"/>
+          <w:rFonts w:eastAsia="PMingLiU" w:cs="PMingLiU"/>
+          <w:kern w:val="0"/>
+          <w14:ligatures w14:val="none"/>
+        </w:rPr>
+      </w:pPr>
+      <w:r>
+        <w:rPr>
+          <w:rFonts w:eastAsia="PMingLiU" w:cs="PMingLiU"/>
           <w:kern w:val="0"/>
           <w14:ligatures w14:val="none"/>
         </w:rPr>
@@ -2171,14 +2165,14 @@
         </w:numPr>
         <w:spacing w:before="100" w:beforeAutospacing="1" w:after="100" w:afterAutospacing="1" w:line="240" w:lineRule="auto"/>
         <w:rPr>
-          <w:rFonts w:eastAsia="新細明體" w:cs="新細明體"/>
-          <w:kern w:val="0"/>
-          <w14:ligatures w14:val="none"/>
-        </w:rPr>
-      </w:pPr>
-      <w:r>
-        <w:rPr>
-          <w:rFonts w:eastAsia="新細明體" w:cs="新細明體"/>
+          <w:rFonts w:eastAsia="PMingLiU" w:cs="PMingLiU"/>
+          <w:kern w:val="0"/>
+          <w14:ligatures w14:val="none"/>
+        </w:rPr>
+      </w:pPr>
+      <w:r>
+        <w:rPr>
+          <w:rFonts w:eastAsia="PMingLiU" w:cs="PMingLiU"/>
           <w:kern w:val="0"/>
           <w14:ligatures w14:val="none"/>
         </w:rPr>
@@ -2195,14 +2189,14 @@
         </w:numPr>
         <w:spacing w:before="100" w:beforeAutospacing="1" w:after="100" w:afterAutospacing="1" w:line="240" w:lineRule="auto"/>
         <w:rPr>
-          <w:rFonts w:eastAsia="新細明體" w:cs="新細明體"/>
-          <w:kern w:val="0"/>
-          <w14:ligatures w14:val="none"/>
-        </w:rPr>
-      </w:pPr>
-      <w:r>
-        <w:rPr>
-          <w:rFonts w:eastAsia="新細明體" w:cs="新細明體"/>
+          <w:rFonts w:eastAsia="PMingLiU" w:cs="PMingLiU"/>
+          <w:kern w:val="0"/>
+          <w14:ligatures w14:val="none"/>
+        </w:rPr>
+      </w:pPr>
+      <w:r>
+        <w:rPr>
+          <w:rFonts w:eastAsia="PMingLiU" w:cs="PMingLiU"/>
           <w:kern w:val="0"/>
           <w14:ligatures w14:val="none"/>
         </w:rPr>
@@ -2218,14 +2212,14 @@
         </w:numPr>
         <w:spacing w:before="100" w:beforeAutospacing="1" w:after="100" w:afterAutospacing="1" w:line="240" w:lineRule="auto"/>
         <w:rPr>
-          <w:rFonts w:eastAsia="新細明體" w:cs="新細明體"/>
-          <w:kern w:val="0"/>
-          <w14:ligatures w14:val="none"/>
-        </w:rPr>
-      </w:pPr>
-      <w:r>
-        <w:rPr>
-          <w:rFonts w:eastAsia="新細明體" w:cs="新細明體"/>
+          <w:rFonts w:eastAsia="PMingLiU" w:cs="PMingLiU"/>
+          <w:kern w:val="0"/>
+          <w14:ligatures w14:val="none"/>
+        </w:rPr>
+      </w:pPr>
+      <w:r>
+        <w:rPr>
+          <w:rFonts w:eastAsia="PMingLiU" w:cs="PMingLiU"/>
           <w:kern w:val="0"/>
           <w14:ligatures w14:val="none"/>
         </w:rPr>
@@ -2241,14 +2235,14 @@
         </w:numPr>
         <w:spacing w:before="100" w:beforeAutospacing="1" w:after="100" w:afterAutospacing="1" w:line="240" w:lineRule="auto"/>
         <w:rPr>
-          <w:rFonts w:eastAsia="新細明體" w:cs="新細明體"/>
-          <w:kern w:val="0"/>
-          <w14:ligatures w14:val="none"/>
-        </w:rPr>
-      </w:pPr>
-      <w:r>
-        <w:rPr>
-          <w:rFonts w:eastAsia="新細明體" w:cs="新細明體"/>
+          <w:rFonts w:eastAsia="PMingLiU" w:cs="PMingLiU"/>
+          <w:kern w:val="0"/>
+          <w14:ligatures w14:val="none"/>
+        </w:rPr>
+      </w:pPr>
+      <w:r>
+        <w:rPr>
+          <w:rFonts w:eastAsia="PMingLiU" w:cs="PMingLiU"/>
           <w:kern w:val="0"/>
           <w14:ligatures w14:val="none"/>
         </w:rPr>
@@ -2264,14 +2258,14 @@
         </w:numPr>
         <w:spacing w:before="100" w:beforeAutospacing="1" w:after="100" w:afterAutospacing="1" w:line="240" w:lineRule="auto"/>
         <w:rPr>
-          <w:rFonts w:eastAsia="新細明體" w:cs="新細明體"/>
-          <w:kern w:val="0"/>
-          <w14:ligatures w14:val="none"/>
-        </w:rPr>
-      </w:pPr>
-      <w:r>
-        <w:rPr>
-          <w:rFonts w:eastAsia="新細明體" w:cs="新細明體"/>
+          <w:rFonts w:eastAsia="PMingLiU" w:cs="PMingLiU"/>
+          <w:kern w:val="0"/>
+          <w14:ligatures w14:val="none"/>
+        </w:rPr>
+      </w:pPr>
+      <w:r>
+        <w:rPr>
+          <w:rFonts w:eastAsia="PMingLiU" w:cs="PMingLiU"/>
           <w:kern w:val="0"/>
           <w14:ligatures w14:val="none"/>
         </w:rPr>
@@ -2283,14 +2277,14 @@
         <w:widowControl/>
         <w:spacing w:before="100" w:beforeAutospacing="1" w:after="100" w:afterAutospacing="1" w:line="240" w:lineRule="auto"/>
         <w:rPr>
-          <w:rFonts w:eastAsia="新細明體" w:cs="新細明體"/>
-          <w:kern w:val="0"/>
-          <w14:ligatures w14:val="none"/>
-        </w:rPr>
-      </w:pPr>
-      <w:r>
-        <w:rPr>
-          <w:rFonts w:eastAsia="新細明體" w:cs="新細明體"/>
+          <w:rFonts w:eastAsia="PMingLiU" w:cs="PMingLiU"/>
+          <w:kern w:val="0"/>
+          <w14:ligatures w14:val="none"/>
+        </w:rPr>
+      </w:pPr>
+      <w:r>
+        <w:rPr>
+          <w:rFonts w:eastAsia="PMingLiU" w:cs="PMingLiU"/>
           <w:kern w:val="0"/>
           <w14:ligatures w14:val="none"/>
         </w:rPr>
@@ -2302,14 +2296,14 @@
         <w:widowControl/>
         <w:spacing w:before="100" w:beforeAutospacing="1" w:after="100" w:afterAutospacing="1" w:line="240" w:lineRule="auto"/>
         <w:rPr>
-          <w:rFonts w:eastAsia="新細明體" w:cs="新細明體"/>
-          <w:kern w:val="0"/>
-          <w14:ligatures w14:val="none"/>
-        </w:rPr>
-      </w:pPr>
-      <w:r>
-        <w:rPr>
-          <w:rFonts w:eastAsia="新細明體" w:cs="新細明體"/>
+          <w:rFonts w:eastAsia="PMingLiU" w:cs="PMingLiU"/>
+          <w:kern w:val="0"/>
+          <w14:ligatures w14:val="none"/>
+        </w:rPr>
+      </w:pPr>
+      <w:r>
+        <w:rPr>
+          <w:rFonts w:eastAsia="PMingLiU" w:cs="PMingLiU"/>
           <w:kern w:val="0"/>
           <w14:ligatures w14:val="none"/>
         </w:rPr>
@@ -2325,14 +2319,14 @@
         </w:numPr>
         <w:spacing w:before="100" w:beforeAutospacing="1" w:after="100" w:afterAutospacing="1" w:line="240" w:lineRule="auto"/>
         <w:rPr>
-          <w:rFonts w:eastAsia="新細明體" w:cs="新細明體"/>
-          <w:kern w:val="0"/>
-          <w14:ligatures w14:val="none"/>
-        </w:rPr>
-      </w:pPr>
-      <w:r>
-        <w:rPr>
-          <w:rFonts w:eastAsia="新細明體" w:cs="新細明體"/>
+          <w:rFonts w:eastAsia="PMingLiU" w:cs="PMingLiU"/>
+          <w:kern w:val="0"/>
+          <w14:ligatures w14:val="none"/>
+        </w:rPr>
+      </w:pPr>
+      <w:r>
+        <w:rPr>
+          <w:rFonts w:eastAsia="PMingLiU" w:cs="PMingLiU"/>
           <w:kern w:val="0"/>
           <w14:ligatures w14:val="none"/>
         </w:rPr>
@@ -2348,14 +2342,14 @@
         </w:numPr>
         <w:spacing w:before="100" w:beforeAutospacing="1" w:after="100" w:afterAutospacing="1" w:line="240" w:lineRule="auto"/>
         <w:rPr>
-          <w:rFonts w:eastAsia="新細明體" w:cs="新細明體"/>
-          <w:kern w:val="0"/>
-          <w14:ligatures w14:val="none"/>
-        </w:rPr>
-      </w:pPr>
-      <w:r>
-        <w:rPr>
-          <w:rFonts w:eastAsia="新細明體" w:cs="新細明體"/>
+          <w:rFonts w:eastAsia="PMingLiU" w:cs="PMingLiU"/>
+          <w:kern w:val="0"/>
+          <w14:ligatures w14:val="none"/>
+        </w:rPr>
+      </w:pPr>
+      <w:r>
+        <w:rPr>
+          <w:rFonts w:eastAsia="PMingLiU" w:cs="PMingLiU"/>
           <w:kern w:val="0"/>
           <w14:ligatures w14:val="none"/>
         </w:rPr>
@@ -2371,14 +2365,14 @@
         </w:numPr>
         <w:spacing w:before="100" w:beforeAutospacing="1" w:after="100" w:afterAutospacing="1" w:line="240" w:lineRule="auto"/>
         <w:rPr>
-          <w:rFonts w:eastAsia="新細明體" w:cs="新細明體"/>
-          <w:kern w:val="0"/>
-          <w14:ligatures w14:val="none"/>
-        </w:rPr>
-      </w:pPr>
-      <w:r>
-        <w:rPr>
-          <w:rFonts w:eastAsia="新細明體" w:cs="新細明體"/>
+          <w:rFonts w:eastAsia="PMingLiU" w:cs="PMingLiU"/>
+          <w:kern w:val="0"/>
+          <w14:ligatures w14:val="none"/>
+        </w:rPr>
+      </w:pPr>
+      <w:r>
+        <w:rPr>
+          <w:rFonts w:eastAsia="PMingLiU" w:cs="PMingLiU"/>
           <w:kern w:val="0"/>
           <w14:ligatures w14:val="none"/>
         </w:rPr>
@@ -2391,7 +2385,7 @@
         <w:spacing w:before="100" w:beforeAutospacing="1" w:after="100" w:afterAutospacing="1" w:line="240" w:lineRule="auto"/>
         <w:outlineLvl w:val="2"/>
         <w:rPr>
-          <w:rFonts w:eastAsia="新細明體" w:cs="新細明體"/>
+          <w:rFonts w:eastAsia="PMingLiU" w:cs="PMingLiU"/>
           <w:b/>
           <w:bCs/>
           <w:kern w:val="0"/>
@@ -2402,7 +2396,7 @@
       </w:pPr>
       <w:r>
         <w:rPr>
-          <w:rFonts w:eastAsia="新細明體" w:cs="新細明體"/>
+          <w:rFonts w:eastAsia="PMingLiU" w:cs="PMingLiU"/>
           <w:b/>
           <w:bCs/>
           <w:kern w:val="0"/>
@@ -2418,14 +2412,14 @@
         <w:widowControl/>
         <w:spacing w:before="100" w:beforeAutospacing="1" w:after="100" w:afterAutospacing="1" w:line="240" w:lineRule="auto"/>
         <w:rPr>
-          <w:rFonts w:eastAsia="新細明體" w:cs="新細明體"/>
-          <w:kern w:val="0"/>
-          <w14:ligatures w14:val="none"/>
-        </w:rPr>
-      </w:pPr>
-      <w:r>
-        <w:rPr>
-          <w:rFonts w:eastAsia="新細明體" w:cs="新細明體"/>
+          <w:rFonts w:eastAsia="PMingLiU" w:cs="PMingLiU"/>
+          <w:kern w:val="0"/>
+          <w14:ligatures w14:val="none"/>
+        </w:rPr>
+      </w:pPr>
+      <w:r>
+        <w:rPr>
+          <w:rFonts w:eastAsia="PMingLiU" w:cs="PMingLiU"/>
           <w:kern w:val="0"/>
           <w14:ligatures w14:val="none"/>
         </w:rPr>
@@ -2441,14 +2435,14 @@
         </w:numPr>
         <w:spacing w:before="100" w:beforeAutospacing="1" w:after="100" w:afterAutospacing="1" w:line="240" w:lineRule="auto"/>
         <w:rPr>
-          <w:rFonts w:eastAsia="新細明體" w:cs="新細明體"/>
-          <w:kern w:val="0"/>
-          <w14:ligatures w14:val="none"/>
-        </w:rPr>
-      </w:pPr>
-      <w:r>
-        <w:rPr>
-          <w:rFonts w:eastAsia="新細明體" w:cs="新細明體"/>
+          <w:rFonts w:eastAsia="PMingLiU" w:cs="PMingLiU"/>
+          <w:kern w:val="0"/>
+          <w14:ligatures w14:val="none"/>
+        </w:rPr>
+      </w:pPr>
+      <w:r>
+        <w:rPr>
+          <w:rFonts w:eastAsia="PMingLiU" w:cs="PMingLiU"/>
           <w:kern w:val="0"/>
           <w14:ligatures w14:val="none"/>
         </w:rPr>
@@ -2457,7 +2451,7 @@
       <w:proofErr w:type="gramStart"/>
       <w:r>
         <w:rPr>
-          <w:rFonts w:eastAsia="細明體" w:cs="細明體"/>
+          <w:rFonts w:eastAsia="MingLiU" w:cs="MingLiU"/>
           <w:kern w:val="0"/>
           <w14:ligatures w14:val="none"/>
         </w:rPr>
@@ -2467,7 +2461,7 @@
       <w:proofErr w:type="gramEnd"/>
       <w:r>
         <w:rPr>
-          <w:rFonts w:eastAsia="細明體" w:cs="細明體"/>
+          <w:rFonts w:eastAsia="MingLiU" w:cs="MingLiU"/>
           <w:kern w:val="0"/>
           <w14:ligatures w14:val="none"/>
         </w:rPr>
@@ -2476,7 +2470,7 @@
       <w:proofErr w:type="spellEnd"/>
       <w:r>
         <w:rPr>
-          <w:rFonts w:eastAsia="新細明體" w:cs="新細明體"/>
+          <w:rFonts w:eastAsia="PMingLiU" w:cs="PMingLiU"/>
           <w:kern w:val="0"/>
           <w14:ligatures w14:val="none"/>
         </w:rPr>
@@ -2492,14 +2486,14 @@
         </w:numPr>
         <w:spacing w:before="100" w:beforeAutospacing="1" w:after="100" w:afterAutospacing="1" w:line="240" w:lineRule="auto"/>
         <w:rPr>
-          <w:rFonts w:eastAsia="新細明體" w:cs="新細明體"/>
-          <w:kern w:val="0"/>
-          <w14:ligatures w14:val="none"/>
-        </w:rPr>
-      </w:pPr>
-      <w:r>
-        <w:rPr>
-          <w:rFonts w:eastAsia="新細明體" w:cs="新細明體"/>
+          <w:rFonts w:eastAsia="PMingLiU" w:cs="PMingLiU"/>
+          <w:kern w:val="0"/>
+          <w14:ligatures w14:val="none"/>
+        </w:rPr>
+      </w:pPr>
+      <w:r>
+        <w:rPr>
+          <w:rFonts w:eastAsia="PMingLiU" w:cs="PMingLiU"/>
           <w:kern w:val="0"/>
           <w14:ligatures w14:val="none"/>
         </w:rPr>
@@ -2508,7 +2502,7 @@
       <w:proofErr w:type="gramStart"/>
       <w:r>
         <w:rPr>
-          <w:rFonts w:eastAsia="細明體" w:cs="細明體"/>
+          <w:rFonts w:eastAsia="MingLiU" w:cs="MingLiU"/>
           <w:kern w:val="0"/>
           <w14:ligatures w14:val="none"/>
         </w:rPr>
@@ -2517,7 +2511,7 @@
       <w:proofErr w:type="gramEnd"/>
       <w:r>
         <w:rPr>
-          <w:rFonts w:eastAsia="細明體" w:cs="細明體"/>
+          <w:rFonts w:eastAsia="MingLiU" w:cs="MingLiU"/>
           <w:kern w:val="0"/>
           <w14:ligatures w14:val="none"/>
         </w:rPr>
@@ -2525,7 +2519,7 @@
       </w:r>
       <w:r>
         <w:rPr>
-          <w:rFonts w:eastAsia="新細明體" w:cs="新細明體"/>
+          <w:rFonts w:eastAsia="PMingLiU" w:cs="PMingLiU"/>
           <w:kern w:val="0"/>
           <w14:ligatures w14:val="none"/>
         </w:rPr>
@@ -2533,7 +2527,7 @@
       </w:r>
       <w:r>
         <w:rPr>
-          <w:rFonts w:eastAsia="細明體" w:cs="細明體"/>
+          <w:rFonts w:eastAsia="MingLiU" w:cs="MingLiU"/>
           <w:kern w:val="0"/>
           <w14:ligatures w14:val="none"/>
         </w:rPr>
@@ -2542,7 +2536,7 @@
       <w:proofErr w:type="spellStart"/>
       <w:r>
         <w:rPr>
-          <w:rFonts w:eastAsia="細明體" w:cs="細明體"/>
+          <w:rFonts w:eastAsia="MingLiU" w:cs="MingLiU"/>
           <w:kern w:val="0"/>
           <w14:ligatures w14:val="none"/>
         </w:rPr>
@@ -2551,7 +2545,7 @@
       <w:proofErr w:type="spellEnd"/>
       <w:r>
         <w:rPr>
-          <w:rFonts w:eastAsia="新細明體" w:cs="新細明體"/>
+          <w:rFonts w:eastAsia="PMingLiU" w:cs="PMingLiU"/>
           <w:kern w:val="0"/>
           <w14:ligatures w14:val="none"/>
         </w:rPr>
@@ -2567,14 +2561,14 @@
         </w:numPr>
         <w:spacing w:before="100" w:beforeAutospacing="1" w:after="100" w:afterAutospacing="1" w:line="240" w:lineRule="auto"/>
         <w:rPr>
-          <w:rFonts w:eastAsia="新細明體" w:cs="新細明體"/>
-          <w:kern w:val="0"/>
-          <w14:ligatures w14:val="none"/>
-        </w:rPr>
-      </w:pPr>
-      <w:r>
-        <w:rPr>
-          <w:rFonts w:eastAsia="新細明體" w:cs="新細明體"/>
+          <w:rFonts w:eastAsia="PMingLiU" w:cs="PMingLiU"/>
+          <w:kern w:val="0"/>
+          <w14:ligatures w14:val="none"/>
+        </w:rPr>
+      </w:pPr>
+      <w:r>
+        <w:rPr>
+          <w:rFonts w:eastAsia="PMingLiU" w:cs="PMingLiU"/>
           <w:kern w:val="0"/>
           <w14:ligatures w14:val="none"/>
         </w:rPr>
@@ -2583,7 +2577,7 @@
       <w:proofErr w:type="spellStart"/>
       <w:r>
         <w:rPr>
-          <w:rFonts w:eastAsia="細明體" w:cs="細明體"/>
+          <w:rFonts w:eastAsia="MingLiU" w:cs="MingLiU"/>
           <w:kern w:val="0"/>
           <w14:ligatures w14:val="none"/>
         </w:rPr>
@@ -2592,7 +2586,7 @@
       <w:proofErr w:type="gramStart"/>
       <w:r>
         <w:rPr>
-          <w:rFonts w:eastAsia="細明體" w:cs="細明體"/>
+          <w:rFonts w:eastAsia="MingLiU" w:cs="MingLiU"/>
           <w:kern w:val="0"/>
           <w14:ligatures w14:val="none"/>
         </w:rPr>
@@ -2601,7 +2595,7 @@
       <w:proofErr w:type="spellEnd"/>
       <w:r>
         <w:rPr>
-          <w:rFonts w:eastAsia="細明體" w:cs="細明體"/>
+          <w:rFonts w:eastAsia="MingLiU" w:cs="MingLiU"/>
           <w:kern w:val="0"/>
           <w14:ligatures w14:val="none"/>
         </w:rPr>
@@ -2610,7 +2604,7 @@
       <w:proofErr w:type="gramEnd"/>
       <w:r>
         <w:rPr>
-          <w:rFonts w:eastAsia="細明體" w:cs="細明體"/>
+          <w:rFonts w:eastAsia="MingLiU" w:cs="MingLiU"/>
           <w:kern w:val="0"/>
           <w14:ligatures w14:val="none"/>
         </w:rPr>
@@ -2618,7 +2612,7 @@
       </w:r>
       <w:r>
         <w:rPr>
-          <w:rFonts w:eastAsia="新細明體" w:cs="新細明體"/>
+          <w:rFonts w:eastAsia="PMingLiU" w:cs="PMingLiU"/>
           <w:kern w:val="0"/>
           <w14:ligatures w14:val="none"/>
         </w:rPr>
@@ -2631,7 +2625,7 @@
         <w:spacing w:before="100" w:beforeAutospacing="1" w:after="100" w:afterAutospacing="1" w:line="240" w:lineRule="auto"/>
         <w:outlineLvl w:val="1"/>
         <w:rPr>
-          <w:rFonts w:eastAsia="新細明體" w:cs="新細明體"/>
+          <w:rFonts w:eastAsia="PMingLiU" w:cs="PMingLiU"/>
           <w:b/>
           <w:bCs/>
           <w:kern w:val="0"/>
@@ -2642,7 +2636,7 @@
       </w:pPr>
       <w:r>
         <w:rPr>
-          <w:rFonts w:eastAsia="新細明體" w:cs="新細明體"/>
+          <w:rFonts w:eastAsia="PMingLiU" w:cs="PMingLiU"/>
           <w:b/>
           <w:bCs/>
           <w:kern w:val="0"/>
@@ -2662,14 +2656,14 @@
         </w:numPr>
         <w:spacing w:before="100" w:beforeAutospacing="1" w:after="100" w:afterAutospacing="1" w:line="240" w:lineRule="auto"/>
         <w:rPr>
-          <w:rFonts w:eastAsia="新細明體" w:cs="新細明體"/>
-          <w:kern w:val="0"/>
-          <w14:ligatures w14:val="none"/>
-        </w:rPr>
-      </w:pPr>
-      <w:r>
-        <w:rPr>
-          <w:rFonts w:eastAsia="新細明體" w:cs="新細明體"/>
+          <w:rFonts w:eastAsia="PMingLiU" w:cs="PMingLiU"/>
+          <w:kern w:val="0"/>
+          <w14:ligatures w14:val="none"/>
+        </w:rPr>
+      </w:pPr>
+      <w:r>
+        <w:rPr>
+          <w:rFonts w:eastAsia="PMingLiU" w:cs="PMingLiU"/>
           <w:b/>
           <w:bCs/>
           <w:kern w:val="0"/>
@@ -2679,7 +2673,7 @@
       </w:r>
       <w:r>
         <w:rPr>
-          <w:rFonts w:eastAsia="新細明體" w:cs="新細明體"/>
+          <w:rFonts w:eastAsia="PMingLiU" w:cs="PMingLiU"/>
           <w:kern w:val="0"/>
           <w14:ligatures w14:val="none"/>
         </w:rPr>
@@ -2695,14 +2689,14 @@
         </w:numPr>
         <w:spacing w:before="100" w:beforeAutospacing="1" w:after="100" w:afterAutospacing="1" w:line="240" w:lineRule="auto"/>
         <w:rPr>
-          <w:rFonts w:eastAsia="新細明體" w:cs="新細明體"/>
-          <w:kern w:val="0"/>
-          <w14:ligatures w14:val="none"/>
-        </w:rPr>
-      </w:pPr>
-      <w:r>
-        <w:rPr>
-          <w:rFonts w:eastAsia="新細明體" w:cs="新細明體"/>
+          <w:rFonts w:eastAsia="PMingLiU" w:cs="PMingLiU"/>
+          <w:kern w:val="0"/>
+          <w14:ligatures w14:val="none"/>
+        </w:rPr>
+      </w:pPr>
+      <w:r>
+        <w:rPr>
+          <w:rFonts w:eastAsia="PMingLiU" w:cs="PMingLiU"/>
           <w:b/>
           <w:bCs/>
           <w:kern w:val="0"/>
@@ -2712,7 +2706,7 @@
       </w:r>
       <w:r>
         <w:rPr>
-          <w:rFonts w:eastAsia="新細明體" w:cs="新細明體"/>
+          <w:rFonts w:eastAsia="PMingLiU" w:cs="PMingLiU"/>
           <w:kern w:val="0"/>
           <w14:ligatures w14:val="none"/>
         </w:rPr>
@@ -2728,14 +2722,14 @@
         </w:numPr>
         <w:spacing w:before="100" w:beforeAutospacing="1" w:after="100" w:afterAutospacing="1" w:line="240" w:lineRule="auto"/>
         <w:rPr>
-          <w:rFonts w:eastAsia="新細明體" w:cs="新細明體"/>
-          <w:kern w:val="0"/>
-          <w14:ligatures w14:val="none"/>
-        </w:rPr>
-      </w:pPr>
-      <w:r>
-        <w:rPr>
-          <w:rFonts w:eastAsia="新細明體" w:cs="新細明體"/>
+          <w:rFonts w:eastAsia="PMingLiU" w:cs="PMingLiU"/>
+          <w:kern w:val="0"/>
+          <w14:ligatures w14:val="none"/>
+        </w:rPr>
+      </w:pPr>
+      <w:r>
+        <w:rPr>
+          <w:rFonts w:eastAsia="PMingLiU" w:cs="PMingLiU"/>
           <w:b/>
           <w:bCs/>
           <w:kern w:val="0"/>
@@ -2745,7 +2739,7 @@
       </w:r>
       <w:r>
         <w:rPr>
-          <w:rFonts w:eastAsia="新細明體" w:cs="新細明體"/>
+          <w:rFonts w:eastAsia="PMingLiU" w:cs="PMingLiU"/>
           <w:kern w:val="0"/>
           <w14:ligatures w14:val="none"/>
         </w:rPr>
@@ -2761,14 +2755,14 @@
         </w:numPr>
         <w:spacing w:before="100" w:beforeAutospacing="1" w:after="100" w:afterAutospacing="1" w:line="240" w:lineRule="auto"/>
         <w:rPr>
-          <w:rFonts w:eastAsia="新細明體" w:cs="新細明體"/>
-          <w:kern w:val="0"/>
-          <w14:ligatures w14:val="none"/>
-        </w:rPr>
-      </w:pPr>
-      <w:r>
-        <w:rPr>
-          <w:rFonts w:eastAsia="新細明體" w:cs="新細明體"/>
+          <w:rFonts w:eastAsia="PMingLiU" w:cs="PMingLiU"/>
+          <w:kern w:val="0"/>
+          <w14:ligatures w14:val="none"/>
+        </w:rPr>
+      </w:pPr>
+      <w:r>
+        <w:rPr>
+          <w:rFonts w:eastAsia="PMingLiU" w:cs="PMingLiU"/>
           <w:b/>
           <w:bCs/>
           <w:kern w:val="0"/>
@@ -2778,7 +2772,7 @@
       </w:r>
       <w:r>
         <w:rPr>
-          <w:rFonts w:eastAsia="新細明體" w:cs="新細明體"/>
+          <w:rFonts w:eastAsia="PMingLiU" w:cs="PMingLiU"/>
           <w:kern w:val="0"/>
           <w14:ligatures w14:val="none"/>
         </w:rPr>
@@ -2791,7 +2785,7 @@
         <w:spacing w:before="100" w:beforeAutospacing="1" w:after="100" w:afterAutospacing="1" w:line="240" w:lineRule="auto"/>
         <w:outlineLvl w:val="1"/>
         <w:rPr>
-          <w:rFonts w:eastAsia="新細明體" w:cs="新細明體"/>
+          <w:rFonts w:eastAsia="PMingLiU" w:cs="PMingLiU"/>
           <w:b/>
           <w:bCs/>
           <w:kern w:val="0"/>
@@ -2802,7 +2796,7 @@
       </w:pPr>
       <w:r>
         <w:rPr>
-          <w:rFonts w:eastAsia="新細明體" w:cs="新細明體"/>
+          <w:rFonts w:eastAsia="PMingLiU" w:cs="PMingLiU"/>
           <w:b/>
           <w:bCs/>
           <w:kern w:val="0"/>
@@ -2822,14 +2816,14 @@
         </w:numPr>
         <w:spacing w:before="100" w:beforeAutospacing="1" w:after="100" w:afterAutospacing="1" w:line="240" w:lineRule="auto"/>
         <w:rPr>
-          <w:rFonts w:eastAsia="新細明體" w:cs="新細明體"/>
-          <w:kern w:val="0"/>
-          <w14:ligatures w14:val="none"/>
-        </w:rPr>
-      </w:pPr>
-      <w:r>
-        <w:rPr>
-          <w:rFonts w:eastAsia="新細明體" w:cs="新細明體"/>
+          <w:rFonts w:eastAsia="PMingLiU" w:cs="PMingLiU"/>
+          <w:kern w:val="0"/>
+          <w14:ligatures w14:val="none"/>
+        </w:rPr>
+      </w:pPr>
+      <w:r>
+        <w:rPr>
+          <w:rFonts w:eastAsia="PMingLiU" w:cs="PMingLiU"/>
           <w:b/>
           <w:bCs/>
           <w:kern w:val="0"/>
@@ -2839,7 +2833,7 @@
       </w:r>
       <w:r>
         <w:rPr>
-          <w:rFonts w:eastAsia="新細明體" w:cs="新細明體"/>
+          <w:rFonts w:eastAsia="PMingLiU" w:cs="PMingLiU"/>
           <w:kern w:val="0"/>
           <w14:ligatures w14:val="none"/>
         </w:rPr>
@@ -2855,14 +2849,14 @@
         </w:numPr>
         <w:spacing w:before="100" w:beforeAutospacing="1" w:after="100" w:afterAutospacing="1" w:line="240" w:lineRule="auto"/>
         <w:rPr>
-          <w:rFonts w:eastAsia="新細明體" w:cs="新細明體"/>
-          <w:kern w:val="0"/>
-          <w14:ligatures w14:val="none"/>
-        </w:rPr>
-      </w:pPr>
-      <w:r>
-        <w:rPr>
-          <w:rFonts w:eastAsia="新細明體" w:cs="新細明體"/>
+          <w:rFonts w:eastAsia="PMingLiU" w:cs="PMingLiU"/>
+          <w:kern w:val="0"/>
+          <w14:ligatures w14:val="none"/>
+        </w:rPr>
+      </w:pPr>
+      <w:r>
+        <w:rPr>
+          <w:rFonts w:eastAsia="PMingLiU" w:cs="PMingLiU"/>
           <w:b/>
           <w:bCs/>
           <w:kern w:val="0"/>
@@ -2872,7 +2866,7 @@
       </w:r>
       <w:r>
         <w:rPr>
-          <w:rFonts w:eastAsia="新細明體" w:cs="新細明體"/>
+          <w:rFonts w:eastAsia="PMingLiU" w:cs="PMingLiU"/>
           <w:kern w:val="0"/>
           <w14:ligatures w14:val="none"/>
         </w:rPr>
@@ -2888,14 +2882,14 @@
         </w:numPr>
         <w:spacing w:before="100" w:beforeAutospacing="1" w:after="100" w:afterAutospacing="1" w:line="240" w:lineRule="auto"/>
         <w:rPr>
-          <w:rFonts w:eastAsia="新細明體" w:cs="新細明體"/>
-          <w:kern w:val="0"/>
-          <w14:ligatures w14:val="none"/>
-        </w:rPr>
-      </w:pPr>
-      <w:r>
-        <w:rPr>
-          <w:rFonts w:eastAsia="新細明體" w:cs="新細明體"/>
+          <w:rFonts w:eastAsia="PMingLiU" w:cs="PMingLiU"/>
+          <w:kern w:val="0"/>
+          <w14:ligatures w14:val="none"/>
+        </w:rPr>
+      </w:pPr>
+      <w:r>
+        <w:rPr>
+          <w:rFonts w:eastAsia="PMingLiU" w:cs="PMingLiU"/>
           <w:b/>
           <w:bCs/>
           <w:kern w:val="0"/>
@@ -2906,7 +2900,7 @@
       </w:r>
       <w:r>
         <w:rPr>
-          <w:rFonts w:eastAsia="新細明體" w:cs="新細明體"/>
+          <w:rFonts w:eastAsia="PMingLiU" w:cs="PMingLiU"/>
           <w:kern w:val="0"/>
           <w14:ligatures w14:val="none"/>
         </w:rPr>
@@ -2922,14 +2916,14 @@
         </w:numPr>
         <w:spacing w:before="100" w:beforeAutospacing="1" w:after="100" w:afterAutospacing="1" w:line="240" w:lineRule="auto"/>
         <w:rPr>
-          <w:rFonts w:eastAsia="新細明體" w:cs="新細明體"/>
-          <w:kern w:val="0"/>
-          <w14:ligatures w14:val="none"/>
-        </w:rPr>
-      </w:pPr>
-      <w:r>
-        <w:rPr>
-          <w:rFonts w:eastAsia="新細明體" w:cs="新細明體"/>
+          <w:rFonts w:eastAsia="PMingLiU" w:cs="PMingLiU"/>
+          <w:kern w:val="0"/>
+          <w14:ligatures w14:val="none"/>
+        </w:rPr>
+      </w:pPr>
+      <w:r>
+        <w:rPr>
+          <w:rFonts w:eastAsia="PMingLiU" w:cs="PMingLiU"/>
           <w:b/>
           <w:bCs/>
           <w:kern w:val="0"/>
@@ -2939,7 +2933,7 @@
       </w:r>
       <w:r>
         <w:rPr>
-          <w:rFonts w:eastAsia="新細明體" w:cs="新細明體"/>
+          <w:rFonts w:eastAsia="PMingLiU" w:cs="PMingLiU"/>
           <w:kern w:val="0"/>
           <w14:ligatures w14:val="none"/>
         </w:rPr>
@@ -2952,7 +2946,7 @@
         <w:spacing w:before="100" w:beforeAutospacing="1" w:after="100" w:afterAutospacing="1" w:line="240" w:lineRule="auto"/>
         <w:outlineLvl w:val="1"/>
         <w:rPr>
-          <w:rFonts w:eastAsia="新細明體" w:cs="新細明體"/>
+          <w:rFonts w:eastAsia="PMingLiU" w:cs="PMingLiU"/>
           <w:b/>
           <w:bCs/>
           <w:kern w:val="0"/>
@@ -2963,7 +2957,7 @@
       </w:pPr>
       <w:r>
         <w:rPr>
-          <w:rFonts w:eastAsia="新細明體" w:cs="新細明體"/>
+          <w:rFonts w:eastAsia="PMingLiU" w:cs="PMingLiU"/>
           <w:b/>
           <w:bCs/>
           <w:kern w:val="0"/>
@@ -2979,33 +2973,60 @@
         <w:widowControl/>
         <w:spacing w:before="100" w:beforeAutospacing="1" w:after="100" w:afterAutospacing="1" w:line="240" w:lineRule="auto"/>
         <w:rPr>
-          <w:rFonts w:eastAsia="新細明體" w:cs="新細明體"/>
-          <w:kern w:val="0"/>
-          <w14:ligatures w14:val="none"/>
-        </w:rPr>
-      </w:pPr>
-      <w:r>
-        <w:rPr>
-          <w:rFonts w:eastAsia="新細明體" w:cs="新細明體"/>
-          <w:kern w:val="0"/>
-          <w14:ligatures w14:val="none"/>
-        </w:rPr>
-        <w:t>Our team implemented core-aware logic and a modular engine to maximize scalability. While logical concurrency hits diminishing returns due to internal synchronization, the system scales well with physical hardware. These results give us a solid baseline for further optimization and future production deployment.</w:t>
-      </w:r>
-    </w:p>
-    <w:p>
-      <w:pPr>
-        <w:widowControl/>
-        <w:spacing w:before="100" w:beforeAutospacing="1" w:after="100" w:afterAutospacing="1" w:line="240" w:lineRule="auto"/>
-        <w:rPr>
-          <w:rFonts w:eastAsia="新細明體" w:cs="新細明體"/>
-          <w:kern w:val="0"/>
-          <w14:ligatures w14:val="none"/>
-        </w:rPr>
-      </w:pPr>
-      <w:r>
-        <w:rPr>
-          <w:rFonts w:eastAsia="新細明體" w:cs="新細明體"/>
+          <w:rFonts w:eastAsia="PMingLiU" w:cs="PMingLiU"/>
+          <w:kern w:val="0"/>
+          <w14:ligatures w14:val="none"/>
+        </w:rPr>
+      </w:pPr>
+      <w:r>
+        <w:rPr>
+          <w:rFonts w:eastAsia="PMingLiU" w:cs="PMingLiU"/>
+          <w:kern w:val="0"/>
+          <w14:ligatures w14:val="none"/>
+        </w:rPr>
+        <w:t>Our team implemented core-aware logic and a modular engine to maximize scalability. While logical concurrency hits diminishing returns due to internal synchronization, the system scales well with physical hardware</w:t>
+      </w:r>
+      <w:r>
+        <w:rPr>
+          <w:rFonts w:eastAsia="PMingLiU" w:cs="PMingLiU"/>
+          <w:kern w:val="0"/>
+          <w14:ligatures w14:val="none"/>
+        </w:rPr>
+        <w:t xml:space="preserve"> which is a </w:t>
+      </w:r>
+      <w:r>
+        <w:rPr>
+          <w:rFonts w:eastAsia="PMingLiU" w:cs="PMingLiU"/>
+          <w:b/>
+          <w:bCs/>
+          <w:kern w:val="0"/>
+          <w:u w:val="single"/>
+          <w14:ligatures w14:val="none"/>
+        </w:rPr>
+        <w:t>Classic example of Amdahl’s Law</w:t>
+      </w:r>
+      <w:r>
+        <w:rPr>
+          <w:rFonts w:eastAsia="PMingLiU" w:cs="PMingLiU"/>
+          <w:kern w:val="0"/>
+          <w14:ligatures w14:val="none"/>
+        </w:rPr>
+        <w:t>. These results give us a solid baseline for further optimization and future production deployment.</w:t>
+      </w:r>
+    </w:p>
+    <w:p>
+      <w:pPr>
+        <w:widowControl/>
+        <w:spacing w:before="100" w:beforeAutospacing="1" w:after="100" w:afterAutospacing="1" w:line="240" w:lineRule="auto"/>
+        <w:rPr>
+          <w:rFonts w:eastAsia="PMingLiU" w:cs="PMingLiU"/>
+          <w:kern w:val="0"/>
+          <w14:ligatures w14:val="none"/>
+        </w:rPr>
+      </w:pPr>
+      <w:r>
+        <w:rPr>
+          <w:rFonts w:eastAsia="PMingLiU" w:cs="PMingLiU"/>
           <w:kern w:val="0"/>
           <w14:ligatures w14:val="none"/>
         </w:rPr>
@@ -4545,18 +4566,18 @@
     <w:lsdException w:name="Unresolved Mention" w:semiHidden="1" w:unhideWhenUsed="1"/>
     <w:lsdException w:name="Smart Link" w:semiHidden="1" w:unhideWhenUsed="1"/>
   </w:latentStyles>
-  <w:style w:type="paragraph" w:default="1" w:styleId="a">
+  <w:style w:type="paragraph" w:default="1" w:styleId="Normal">
     <w:name w:val="Normal"/>
     <w:qFormat/>
     <w:pPr>
       <w:widowControl w:val="0"/>
     </w:pPr>
   </w:style>
-  <w:style w:type="paragraph" w:styleId="1">
+  <w:style w:type="paragraph" w:styleId="Heading1">
     <w:name w:val="heading 1"/>
-    <w:basedOn w:val="a"/>
-    <w:next w:val="a"/>
-    <w:link w:val="10"/>
+    <w:basedOn w:val="Normal"/>
+    <w:next w:val="Normal"/>
+    <w:link w:val="Heading1Char"/>
     <w:uiPriority w:val="9"/>
     <w:qFormat/>
     <w:rsid w:val="002242BC"/>
@@ -4573,11 +4594,11 @@
       <w:szCs w:val="48"/>
     </w:rPr>
   </w:style>
-  <w:style w:type="paragraph" w:styleId="2">
+  <w:style w:type="paragraph" w:styleId="Heading2">
     <w:name w:val="heading 2"/>
-    <w:basedOn w:val="a"/>
-    <w:next w:val="a"/>
-    <w:link w:val="20"/>
+    <w:basedOn w:val="Normal"/>
+    <w:next w:val="Normal"/>
+    <w:link w:val="Heading2Char"/>
     <w:uiPriority w:val="9"/>
     <w:unhideWhenUsed/>
     <w:qFormat/>
@@ -4595,11 +4616,11 @@
       <w:szCs w:val="40"/>
     </w:rPr>
   </w:style>
-  <w:style w:type="paragraph" w:styleId="3">
+  <w:style w:type="paragraph" w:styleId="Heading3">
     <w:name w:val="heading 3"/>
-    <w:basedOn w:val="a"/>
-    <w:next w:val="a"/>
-    <w:link w:val="30"/>
+    <w:basedOn w:val="Normal"/>
+    <w:next w:val="Normal"/>
+    <w:link w:val="Heading3Char"/>
     <w:uiPriority w:val="9"/>
     <w:unhideWhenUsed/>
     <w:qFormat/>
@@ -4617,11 +4638,11 @@
       <w:szCs w:val="32"/>
     </w:rPr>
   </w:style>
-  <w:style w:type="paragraph" w:styleId="4">
+  <w:style w:type="paragraph" w:styleId="Heading4">
     <w:name w:val="heading 4"/>
-    <w:basedOn w:val="a"/>
-    <w:next w:val="a"/>
-    <w:link w:val="40"/>
+    <w:basedOn w:val="Normal"/>
+    <w:next w:val="Normal"/>
+    <w:link w:val="Heading4Char"/>
     <w:uiPriority w:val="9"/>
     <w:semiHidden/>
     <w:unhideWhenUsed/>
@@ -4640,11 +4661,11 @@
       <w:szCs w:val="28"/>
     </w:rPr>
   </w:style>
-  <w:style w:type="paragraph" w:styleId="5">
+  <w:style w:type="paragraph" w:styleId="Heading5">
     <w:name w:val="heading 5"/>
-    <w:basedOn w:val="a"/>
-    <w:next w:val="a"/>
-    <w:link w:val="50"/>
+    <w:basedOn w:val="Normal"/>
+    <w:next w:val="Normal"/>
+    <w:link w:val="Heading5Char"/>
     <w:uiPriority w:val="9"/>
     <w:semiHidden/>
     <w:unhideWhenUsed/>
@@ -4661,11 +4682,11 @@
       <w:color w:val="0F4761" w:themeColor="accent1" w:themeShade="BF"/>
     </w:rPr>
   </w:style>
-  <w:style w:type="paragraph" w:styleId="6">
+  <w:style w:type="paragraph" w:styleId="Heading6">
     <w:name w:val="heading 6"/>
-    <w:basedOn w:val="a"/>
-    <w:next w:val="a"/>
-    <w:link w:val="60"/>
+    <w:basedOn w:val="Normal"/>
+    <w:next w:val="Normal"/>
+    <w:link w:val="Heading6Char"/>
     <w:uiPriority w:val="9"/>
     <w:semiHidden/>
     <w:unhideWhenUsed/>
@@ -4682,11 +4703,11 @@
       <w:color w:val="595959" w:themeColor="text1" w:themeTint="A6"/>
     </w:rPr>
   </w:style>
-  <w:style w:type="paragraph" w:styleId="7">
+  <w:style w:type="paragraph" w:styleId="Heading7">
     <w:name w:val="heading 7"/>
-    <w:basedOn w:val="a"/>
-    <w:next w:val="a"/>
-    <w:link w:val="70"/>
+    <w:basedOn w:val="Normal"/>
+    <w:next w:val="Normal"/>
+    <w:link w:val="Heading7Char"/>
     <w:uiPriority w:val="9"/>
     <w:semiHidden/>
     <w:unhideWhenUsed/>
@@ -4704,11 +4725,11 @@
       <w:color w:val="595959" w:themeColor="text1" w:themeTint="A6"/>
     </w:rPr>
   </w:style>
-  <w:style w:type="paragraph" w:styleId="8">
+  <w:style w:type="paragraph" w:styleId="Heading8">
     <w:name w:val="heading 8"/>
-    <w:basedOn w:val="a"/>
-    <w:next w:val="a"/>
-    <w:link w:val="80"/>
+    <w:basedOn w:val="Normal"/>
+    <w:next w:val="Normal"/>
+    <w:link w:val="Heading8Char"/>
     <w:uiPriority w:val="9"/>
     <w:semiHidden/>
     <w:unhideWhenUsed/>
@@ -4726,11 +4747,11 @@
       <w:color w:val="272727" w:themeColor="text1" w:themeTint="D8"/>
     </w:rPr>
   </w:style>
-  <w:style w:type="paragraph" w:styleId="9">
+  <w:style w:type="paragraph" w:styleId="Heading9">
     <w:name w:val="heading 9"/>
-    <w:basedOn w:val="a"/>
-    <w:next w:val="a"/>
-    <w:link w:val="90"/>
+    <w:basedOn w:val="Normal"/>
+    <w:next w:val="Normal"/>
+    <w:link w:val="Heading9Char"/>
     <w:uiPriority w:val="9"/>
     <w:semiHidden/>
     <w:unhideWhenUsed/>
@@ -4748,13 +4769,13 @@
       <w:color w:val="272727" w:themeColor="text1" w:themeTint="D8"/>
     </w:rPr>
   </w:style>
-  <w:style w:type="character" w:default="1" w:styleId="a0">
+  <w:style w:type="character" w:default="1" w:styleId="DefaultParagraphFont">
     <w:name w:val="Default Paragraph Font"/>
     <w:uiPriority w:val="1"/>
     <w:semiHidden/>
     <w:unhideWhenUsed/>
   </w:style>
-  <w:style w:type="table" w:default="1" w:styleId="a1">
+  <w:style w:type="table" w:default="1" w:styleId="TableNormal">
     <w:name w:val="Normal Table"/>
     <w:uiPriority w:val="99"/>
     <w:semiHidden/>
@@ -4769,16 +4790,16 @@
       </w:tblCellMar>
     </w:tblPr>
   </w:style>
-  <w:style w:type="numbering" w:default="1" w:styleId="a2">
+  <w:style w:type="numbering" w:default="1" w:styleId="NoList">
     <w:name w:val="No List"/>
     <w:uiPriority w:val="99"/>
     <w:semiHidden/>
     <w:unhideWhenUsed/>
   </w:style>
-  <w:style w:type="character" w:customStyle="1" w:styleId="10">
-    <w:name w:val="標題 1 字元"/>
-    <w:basedOn w:val="a0"/>
-    <w:link w:val="1"/>
+  <w:style w:type="character" w:customStyle="1" w:styleId="Heading1Char">
+    <w:name w:val="Heading 1 Char"/>
+    <w:basedOn w:val="DefaultParagraphFont"/>
+    <w:link w:val="Heading1"/>
     <w:uiPriority w:val="9"/>
     <w:rsid w:val="002242BC"/>
     <w:rPr>
@@ -4788,10 +4809,10 @@
       <w:szCs w:val="48"/>
     </w:rPr>
   </w:style>
-  <w:style w:type="character" w:customStyle="1" w:styleId="20">
-    <w:name w:val="標題 2 字元"/>
-    <w:basedOn w:val="a0"/>
-    <w:link w:val="2"/>
+  <w:style w:type="character" w:customStyle="1" w:styleId="Heading2Char">
+    <w:name w:val="Heading 2 Char"/>
+    <w:basedOn w:val="DefaultParagraphFont"/>
+    <w:link w:val="Heading2"/>
     <w:uiPriority w:val="9"/>
     <w:rsid w:val="002242BC"/>
     <w:rPr>
@@ -4801,10 +4822,10 @@
       <w:szCs w:val="40"/>
     </w:rPr>
   </w:style>
-  <w:style w:type="character" w:customStyle="1" w:styleId="30">
-    <w:name w:val="標題 3 字元"/>
-    <w:basedOn w:val="a0"/>
-    <w:link w:val="3"/>
+  <w:style w:type="character" w:customStyle="1" w:styleId="Heading3Char">
+    <w:name w:val="Heading 3 Char"/>
+    <w:basedOn w:val="DefaultParagraphFont"/>
+    <w:link w:val="Heading3"/>
     <w:uiPriority w:val="9"/>
     <w:rsid w:val="002242BC"/>
     <w:rPr>
@@ -4814,10 +4835,10 @@
       <w:szCs w:val="32"/>
     </w:rPr>
   </w:style>
-  <w:style w:type="character" w:customStyle="1" w:styleId="40">
-    <w:name w:val="標題 4 字元"/>
-    <w:basedOn w:val="a0"/>
-    <w:link w:val="4"/>
+  <w:style w:type="character" w:customStyle="1" w:styleId="Heading4Char">
+    <w:name w:val="Heading 4 Char"/>
+    <w:basedOn w:val="DefaultParagraphFont"/>
+    <w:link w:val="Heading4"/>
     <w:uiPriority w:val="9"/>
     <w:semiHidden/>
     <w:rsid w:val="002242BC"/>
@@ -4828,10 +4849,10 @@
       <w:szCs w:val="28"/>
     </w:rPr>
   </w:style>
-  <w:style w:type="character" w:customStyle="1" w:styleId="50">
-    <w:name w:val="標題 5 字元"/>
-    <w:basedOn w:val="a0"/>
-    <w:link w:val="5"/>
+  <w:style w:type="character" w:customStyle="1" w:styleId="Heading5Char">
+    <w:name w:val="Heading 5 Char"/>
+    <w:basedOn w:val="DefaultParagraphFont"/>
+    <w:link w:val="Heading5"/>
     <w:uiPriority w:val="9"/>
     <w:semiHidden/>
     <w:rsid w:val="002242BC"/>
@@ -4840,10 +4861,10 @@
       <w:color w:val="0F4761" w:themeColor="accent1" w:themeShade="BF"/>
     </w:rPr>
   </w:style>
-  <w:style w:type="character" w:customStyle="1" w:styleId="60">
-    <w:name w:val="標題 6 字元"/>
-    <w:basedOn w:val="a0"/>
-    <w:link w:val="6"/>
+  <w:style w:type="character" w:customStyle="1" w:styleId="Heading6Char">
+    <w:name w:val="Heading 6 Char"/>
+    <w:basedOn w:val="DefaultParagraphFont"/>
+    <w:link w:val="Heading6"/>
     <w:uiPriority w:val="9"/>
     <w:semiHidden/>
     <w:rsid w:val="002242BC"/>
@@ -4852,10 +4873,10 @@
       <w:color w:val="595959" w:themeColor="text1" w:themeTint="A6"/>
     </w:rPr>
   </w:style>
-  <w:style w:type="character" w:customStyle="1" w:styleId="70">
-    <w:name w:val="標題 7 字元"/>
-    <w:basedOn w:val="a0"/>
-    <w:link w:val="7"/>
+  <w:style w:type="character" w:customStyle="1" w:styleId="Heading7Char">
+    <w:name w:val="Heading 7 Char"/>
+    <w:basedOn w:val="DefaultParagraphFont"/>
+    <w:link w:val="Heading7"/>
     <w:uiPriority w:val="9"/>
     <w:semiHidden/>
     <w:rsid w:val="002242BC"/>
@@ -4864,10 +4885,10 @@
       <w:color w:val="595959" w:themeColor="text1" w:themeTint="A6"/>
     </w:rPr>
   </w:style>
-  <w:style w:type="character" w:customStyle="1" w:styleId="80">
-    <w:name w:val="標題 8 字元"/>
-    <w:basedOn w:val="a0"/>
-    <w:link w:val="8"/>
+  <w:style w:type="character" w:customStyle="1" w:styleId="Heading8Char">
+    <w:name w:val="Heading 8 Char"/>
+    <w:basedOn w:val="DefaultParagraphFont"/>
+    <w:link w:val="Heading8"/>
     <w:uiPriority w:val="9"/>
     <w:semiHidden/>
     <w:rsid w:val="002242BC"/>
@@ -4876,10 +4897,10 @@
       <w:color w:val="272727" w:themeColor="text1" w:themeTint="D8"/>
     </w:rPr>
   </w:style>
-  <w:style w:type="character" w:customStyle="1" w:styleId="90">
-    <w:name w:val="標題 9 字元"/>
-    <w:basedOn w:val="a0"/>
-    <w:link w:val="9"/>
+  <w:style w:type="character" w:customStyle="1" w:styleId="Heading9Char">
+    <w:name w:val="Heading 9 Char"/>
+    <w:basedOn w:val="DefaultParagraphFont"/>
+    <w:link w:val="Heading9"/>
     <w:uiPriority w:val="9"/>
     <w:semiHidden/>
     <w:rsid w:val="002242BC"/>
@@ -4888,11 +4909,11 @@
       <w:color w:val="272727" w:themeColor="text1" w:themeTint="D8"/>
     </w:rPr>
   </w:style>
-  <w:style w:type="paragraph" w:styleId="a3">
+  <w:style w:type="paragraph" w:styleId="Title">
     <w:name w:val="Title"/>
-    <w:basedOn w:val="a"/>
-    <w:next w:val="a"/>
-    <w:link w:val="a4"/>
+    <w:basedOn w:val="Normal"/>
+    <w:next w:val="Normal"/>
+    <w:link w:val="TitleChar"/>
     <w:uiPriority w:val="10"/>
     <w:qFormat/>
     <w:rsid w:val="002242BC"/>
@@ -4909,10 +4930,10 @@
       <w:szCs w:val="56"/>
     </w:rPr>
   </w:style>
-  <w:style w:type="character" w:customStyle="1" w:styleId="a4">
-    <w:name w:val="標題 字元"/>
-    <w:basedOn w:val="a0"/>
-    <w:link w:val="a3"/>
+  <w:style w:type="character" w:customStyle="1" w:styleId="TitleChar">
+    <w:name w:val="Title Char"/>
+    <w:basedOn w:val="DefaultParagraphFont"/>
+    <w:link w:val="Title"/>
     <w:uiPriority w:val="10"/>
     <w:rsid w:val="002242BC"/>
     <w:rPr>
@@ -4923,11 +4944,11 @@
       <w:szCs w:val="56"/>
     </w:rPr>
   </w:style>
-  <w:style w:type="paragraph" w:styleId="a5">
+  <w:style w:type="paragraph" w:styleId="Subtitle">
     <w:name w:val="Subtitle"/>
-    <w:basedOn w:val="a"/>
-    <w:next w:val="a"/>
-    <w:link w:val="a6"/>
+    <w:basedOn w:val="Normal"/>
+    <w:next w:val="Normal"/>
+    <w:link w:val="SubtitleChar"/>
     <w:uiPriority w:val="11"/>
     <w:qFormat/>
     <w:rsid w:val="002242BC"/>
@@ -4945,10 +4966,10 @@
       <w:szCs w:val="28"/>
     </w:rPr>
   </w:style>
-  <w:style w:type="character" w:customStyle="1" w:styleId="a6">
-    <w:name w:val="副標題 字元"/>
-    <w:basedOn w:val="a0"/>
-    <w:link w:val="a5"/>
+  <w:style w:type="character" w:customStyle="1" w:styleId="SubtitleChar">
+    <w:name w:val="Subtitle Char"/>
+    <w:basedOn w:val="DefaultParagraphFont"/>
+    <w:link w:val="Subtitle"/>
     <w:uiPriority w:val="11"/>
     <w:rsid w:val="002242BC"/>
     <w:rPr>
@@ -4959,11 +4980,11 @@
       <w:szCs w:val="28"/>
     </w:rPr>
   </w:style>
-  <w:style w:type="paragraph" w:styleId="a7">
+  <w:style w:type="paragraph" w:styleId="Quote">
     <w:name w:val="Quote"/>
-    <w:basedOn w:val="a"/>
-    <w:next w:val="a"/>
-    <w:link w:val="a8"/>
+    <w:basedOn w:val="Normal"/>
+    <w:next w:val="Normal"/>
+    <w:link w:val="QuoteChar"/>
     <w:uiPriority w:val="29"/>
     <w:qFormat/>
     <w:rsid w:val="002242BC"/>
@@ -4977,10 +4998,10 @@
       <w:color w:val="404040" w:themeColor="text1" w:themeTint="BF"/>
     </w:rPr>
   </w:style>
-  <w:style w:type="character" w:customStyle="1" w:styleId="a8">
-    <w:name w:val="引文 字元"/>
-    <w:basedOn w:val="a0"/>
-    <w:link w:val="a7"/>
+  <w:style w:type="character" w:customStyle="1" w:styleId="QuoteChar">
+    <w:name w:val="Quote Char"/>
+    <w:basedOn w:val="DefaultParagraphFont"/>
+    <w:link w:val="Quote"/>
     <w:uiPriority w:val="29"/>
     <w:rsid w:val="002242BC"/>
     <w:rPr>
@@ -4989,9 +5010,9 @@
       <w:color w:val="404040" w:themeColor="text1" w:themeTint="BF"/>
     </w:rPr>
   </w:style>
-  <w:style w:type="paragraph" w:styleId="a9">
+  <w:style w:type="paragraph" w:styleId="ListParagraph">
     <w:name w:val="List Paragraph"/>
-    <w:basedOn w:val="a"/>
+    <w:basedOn w:val="Normal"/>
     <w:uiPriority w:val="34"/>
     <w:qFormat/>
     <w:rsid w:val="002242BC"/>
@@ -5000,9 +5021,9 @@
       <w:contextualSpacing/>
     </w:pPr>
   </w:style>
-  <w:style w:type="character" w:styleId="aa">
+  <w:style w:type="character" w:styleId="IntenseEmphasis">
     <w:name w:val="Intense Emphasis"/>
-    <w:basedOn w:val="a0"/>
+    <w:basedOn w:val="DefaultParagraphFont"/>
     <w:uiPriority w:val="21"/>
     <w:qFormat/>
     <w:rsid w:val="002242BC"/>
@@ -5012,11 +5033,11 @@
       <w:color w:val="0F4761" w:themeColor="accent1" w:themeShade="BF"/>
     </w:rPr>
   </w:style>
-  <w:style w:type="paragraph" w:styleId="ab">
+  <w:style w:type="paragraph" w:styleId="IntenseQuote">
     <w:name w:val="Intense Quote"/>
-    <w:basedOn w:val="a"/>
-    <w:next w:val="a"/>
-    <w:link w:val="ac"/>
+    <w:basedOn w:val="Normal"/>
+    <w:next w:val="Normal"/>
+    <w:link w:val="IntenseQuoteChar"/>
     <w:uiPriority w:val="30"/>
     <w:qFormat/>
     <w:rsid w:val="002242BC"/>
@@ -5035,10 +5056,10 @@
       <w:color w:val="0F4761" w:themeColor="accent1" w:themeShade="BF"/>
     </w:rPr>
   </w:style>
-  <w:style w:type="character" w:customStyle="1" w:styleId="ac">
-    <w:name w:val="鮮明引文 字元"/>
-    <w:basedOn w:val="a0"/>
-    <w:link w:val="ab"/>
+  <w:style w:type="character" w:customStyle="1" w:styleId="IntenseQuoteChar">
+    <w:name w:val="Intense Quote Char"/>
+    <w:basedOn w:val="DefaultParagraphFont"/>
+    <w:link w:val="IntenseQuote"/>
     <w:uiPriority w:val="30"/>
     <w:rsid w:val="002242BC"/>
     <w:rPr>
@@ -5047,9 +5068,9 @@
       <w:color w:val="0F4761" w:themeColor="accent1" w:themeShade="BF"/>
     </w:rPr>
   </w:style>
-  <w:style w:type="character" w:styleId="ad">
+  <w:style w:type="character" w:styleId="IntenseReference">
     <w:name w:val="Intense Reference"/>
-    <w:basedOn w:val="a0"/>
+    <w:basedOn w:val="DefaultParagraphFont"/>
     <w:uiPriority w:val="32"/>
     <w:qFormat/>
     <w:rsid w:val="002242BC"/>
@@ -5061,9 +5082,9 @@
       <w:spacing w:val="5"/>
     </w:rPr>
   </w:style>
-  <w:style w:type="paragraph" w:styleId="Web">
+  <w:style w:type="paragraph" w:styleId="NormalWeb">
     <w:name w:val="Normal (Web)"/>
-    <w:basedOn w:val="a"/>
+    <w:basedOn w:val="Normal"/>
     <w:uiPriority w:val="99"/>
     <w:semiHidden/>
     <w:unhideWhenUsed/>
@@ -5073,14 +5094,14 @@
       <w:spacing w:before="100" w:beforeAutospacing="1" w:after="100" w:afterAutospacing="1" w:line="240" w:lineRule="auto"/>
     </w:pPr>
     <w:rPr>
-      <w:rFonts w:ascii="新細明體" w:eastAsia="新細明體" w:hAnsi="新細明體" w:cs="新細明體"/>
+      <w:rFonts w:ascii="PMingLiU" w:eastAsia="PMingLiU" w:hAnsi="PMingLiU" w:cs="PMingLiU"/>
       <w:kern w:val="0"/>
       <w14:ligatures w14:val="none"/>
     </w:rPr>
   </w:style>
-  <w:style w:type="character" w:styleId="ae">
+  <w:style w:type="character" w:styleId="Strong">
     <w:name w:val="Strong"/>
-    <w:basedOn w:val="a0"/>
+    <w:basedOn w:val="DefaultParagraphFont"/>
     <w:uiPriority w:val="22"/>
     <w:qFormat/>
     <w:rsid w:val="002242BC"/>
@@ -5089,15 +5110,15 @@
       <w:bCs/>
     </w:rPr>
   </w:style>
-  <w:style w:type="character" w:styleId="HTML">
+  <w:style w:type="character" w:styleId="HTMLCode">
     <w:name w:val="HTML Code"/>
-    <w:basedOn w:val="a0"/>
+    <w:basedOn w:val="DefaultParagraphFont"/>
     <w:uiPriority w:val="99"/>
     <w:semiHidden/>
     <w:unhideWhenUsed/>
     <w:rsid w:val="002242BC"/>
     <w:rPr>
-      <w:rFonts w:ascii="細明體" w:eastAsia="細明體" w:hAnsi="Courier New" w:cs="細明體"/>
+      <w:rFonts w:ascii="MingLiU" w:eastAsia="MingLiU" w:hAnsi="Courier New" w:cs="MingLiU"/>
       <w:sz w:val="24"/>
       <w:szCs w:val="24"/>
     </w:rPr>
